--- a/briefs/nevada/water-scarcity/citizen-v3/glossary.docx
+++ b/briefs/nevada/water-scarcity/citizen-v3/glossary.docx
@@ -54,351 +54,7 @@
           <w:color w:val="444444"/>
           <w:sz w:val="20"/>
         </w:rPr>
-        <w:t>Plain-language definitions for the terms, ideas, and acronyms used in "Growth, Water Scarcity, and Long-Term Supply in Nevada" (citizen brief v3.0).</w:t>
-      </w:r>
-    </w:p>
-    <w:p>
-      <w:pPr>
-        <w:widowControl/>
-        <w:spacing w:before="100" w:after="40" w:lineRule="auto" w:line="254"/>
-      </w:pPr>
-      <w:r>
-        <w:rPr>
-          <w:rFonts w:ascii="Arial" w:hAnsi="Arial" w:cs="Arial" w:eastAsia="Arial"/>
-          <w:b/>
-          <w:color w:val="C0392B"/>
-          <w:sz w:val="25"/>
-          <w:spacing w:val="20"/>
-        </w:rPr>
-        <w:t>HOW NEVADA LAWMAKING WORKS</w:t>
-      </w:r>
-    </w:p>
-    <w:p>
-      <w:pPr>
-        <w:widowControl/>
-        <w:spacing w:before="0" w:after="40" w:lineRule="auto" w:line="247"/>
-      </w:pPr>
-      <w:r>
-        <w:rPr>
-          <w:rFonts w:ascii="Arial" w:hAnsi="Arial" w:cs="Arial" w:eastAsia="Arial"/>
-          <w:b w:val="0"/>
-          <w:i/>
-          <w:color w:val="666666"/>
-          <w:sz w:val="20"/>
-        </w:rPr>
-        <w:t>Process terms that appear throughout the brief.</w:t>
-      </w:r>
-    </w:p>
-    <w:p>
-      <w:pPr>
-        <w:keepLines/>
-        <w:widowControl/>
-        <w:spacing w:before="0" w:after="56" w:lineRule="auto" w:line="247"/>
-        <w:jc w:val="both"/>
-      </w:pPr>
-      <w:r>
-        <w:rPr>
-          <w:rFonts w:ascii="Arial" w:hAnsi="Arial" w:cs="Arial" w:eastAsia="Arial"/>
-          <w:b/>
-          <w:color w:val="1A2D4F"/>
-          <w:sz w:val="20"/>
-        </w:rPr>
-        <w:t>Session.</w:t>
-      </w:r>
-      <w:r>
-        <w:rPr>
-          <w:rFonts w:ascii="Arial" w:hAnsi="Arial" w:cs="Arial" w:eastAsia="Arial"/>
-          <w:b w:val="0"/>
-          <w:color w:val="444444"/>
-          <w:sz w:val="20"/>
-        </w:rPr>
-        <w:t xml:space="preserve"> The Nevada Legislature meets in a regular session of 120 days in odd-numbered years — 2019, 2021, 2023, and 2025 in this record. A bill that has not finished every step when the session ends is dead and must start over, from the beginning, in a future session.</w:t>
-      </w:r>
-    </w:p>
-    <w:p>
-      <w:pPr>
-        <w:keepLines/>
-        <w:widowControl/>
-        <w:spacing w:before="0" w:after="56" w:lineRule="auto" w:line="247"/>
-        <w:jc w:val="both"/>
-      </w:pPr>
-      <w:r>
-        <w:rPr>
-          <w:rFonts w:ascii="Arial" w:hAnsi="Arial" w:cs="Arial" w:eastAsia="Arial"/>
-          <w:b/>
-          <w:color w:val="1A2D4F"/>
-          <w:sz w:val="20"/>
-        </w:rPr>
-        <w:t>Chambers.</w:t>
-      </w:r>
-      <w:r>
-        <w:rPr>
-          <w:rFonts w:ascii="Arial" w:hAnsi="Arial" w:cs="Arial" w:eastAsia="Arial"/>
-          <w:b w:val="0"/>
-          <w:color w:val="444444"/>
-          <w:sz w:val="20"/>
-        </w:rPr>
-        <w:t xml:space="preserve"> The Legislature's two houses: the Assembly (42 members) and the Senate (21 members). A bill must pass both chambers to reach the governor.</w:t>
-      </w:r>
-    </w:p>
-    <w:p>
-      <w:pPr>
-        <w:keepLines/>
-        <w:widowControl/>
-        <w:spacing w:before="0" w:after="56" w:lineRule="auto" w:line="247"/>
-        <w:jc w:val="both"/>
-      </w:pPr>
-      <w:r>
-        <w:rPr>
-          <w:rFonts w:ascii="Arial" w:hAnsi="Arial" w:cs="Arial" w:eastAsia="Arial"/>
-          <w:b/>
-          <w:color w:val="1A2D4F"/>
-          <w:sz w:val="20"/>
-        </w:rPr>
-        <w:t>Vote pairs such as "21–0 and 42–0."</w:t>
-      </w:r>
-      <w:r>
-        <w:rPr>
-          <w:rFonts w:ascii="Arial" w:hAnsi="Arial" w:cs="Arial" w:eastAsia="Arial"/>
-          <w:b w:val="0"/>
-          <w:color w:val="444444"/>
-          <w:sz w:val="20"/>
-        </w:rPr>
-        <w:t xml:space="preserve"> The brief lists floor votes as yes–no tallies, one per chamber. 42–0 is a unanimous Assembly vote; 21–0 is a unanimous Senate vote.</w:t>
-      </w:r>
-    </w:p>
-    <w:p>
-      <w:pPr>
-        <w:keepLines/>
-        <w:widowControl/>
-        <w:spacing w:before="0" w:after="56" w:lineRule="auto" w:line="247"/>
-        <w:jc w:val="both"/>
-      </w:pPr>
-      <w:r>
-        <w:rPr>
-          <w:rFonts w:ascii="Arial" w:hAnsi="Arial" w:cs="Arial" w:eastAsia="Arial"/>
-          <w:b/>
-          <w:color w:val="1A2D4F"/>
-          <w:sz w:val="20"/>
-        </w:rPr>
-        <w:t>Committee / first committee.</w:t>
-      </w:r>
-      <w:r>
-        <w:rPr>
-          <w:rFonts w:ascii="Arial" w:hAnsi="Arial" w:cs="Arial" w:eastAsia="Arial"/>
-          <w:b w:val="0"/>
-          <w:color w:val="444444"/>
-          <w:sz w:val="20"/>
-        </w:rPr>
-        <w:t xml:space="preserve"> A small panel of lawmakers that studies a bill and votes on whether to send it onward. Every bill starts in a committee, and most bills that fail die there — in their "first committee" — without the full chamber ever voting.</w:t>
-      </w:r>
-    </w:p>
-    <w:p>
-      <w:pPr>
-        <w:keepLines/>
-        <w:widowControl/>
-        <w:spacing w:before="0" w:after="56" w:lineRule="auto" w:line="247"/>
-        <w:jc w:val="both"/>
-      </w:pPr>
-      <w:r>
-        <w:rPr>
-          <w:rFonts w:ascii="Arial" w:hAnsi="Arial" w:cs="Arial" w:eastAsia="Arial"/>
-          <w:b/>
-          <w:color w:val="1A2D4F"/>
-          <w:sz w:val="20"/>
-        </w:rPr>
-        <w:t>Floor vote / floor calendar.</w:t>
-      </w:r>
-      <w:r>
-        <w:rPr>
-          <w:rFonts w:ascii="Arial" w:hAnsi="Arial" w:cs="Arial" w:eastAsia="Arial"/>
-          <w:b w:val="0"/>
-          <w:color w:val="444444"/>
-          <w:sz w:val="20"/>
-        </w:rPr>
-        <w:t xml:space="preserve"> A vote of a full chamber, and the schedule of bills waiting for one. A bill "dies on the floor calendar" when the session ends before its turn comes up — a scheduling death, not a defeat on the merits.</w:t>
-      </w:r>
-    </w:p>
-    <w:p>
-      <w:pPr>
-        <w:keepLines/>
-        <w:widowControl/>
-        <w:spacing w:before="0" w:after="56" w:lineRule="auto" w:line="247"/>
-        <w:jc w:val="both"/>
-      </w:pPr>
-      <w:r>
-        <w:rPr>
-          <w:rFonts w:ascii="Arial" w:hAnsi="Arial" w:cs="Arial" w:eastAsia="Arial"/>
-          <w:b/>
-          <w:color w:val="1A2D4F"/>
-          <w:sz w:val="20"/>
-        </w:rPr>
-        <w:t>Second house.</w:t>
-      </w:r>
-      <w:r>
-        <w:rPr>
-          <w:rFonts w:ascii="Arial" w:hAnsi="Arial" w:cs="Arial" w:eastAsia="Arial"/>
-          <w:b w:val="0"/>
-          <w:color w:val="444444"/>
-          <w:sz w:val="20"/>
-        </w:rPr>
-        <w:t xml:space="preserve"> After passing the chamber where it started, a bill repeats the whole process — committee, then floor — in the other chamber.</w:t>
-      </w:r>
-    </w:p>
-    <w:p>
-      <w:pPr>
-        <w:keepLines/>
-        <w:widowControl/>
-        <w:spacing w:before="0" w:after="56" w:lineRule="auto" w:line="247"/>
-        <w:jc w:val="both"/>
-      </w:pPr>
-      <w:r>
-        <w:rPr>
-          <w:rFonts w:ascii="Arial" w:hAnsi="Arial" w:cs="Arial" w:eastAsia="Arial"/>
-          <w:b/>
-          <w:color w:val="1A2D4F"/>
-          <w:sz w:val="20"/>
-        </w:rPr>
-        <w:t>Veto.</w:t>
-      </w:r>
-      <w:r>
-        <w:rPr>
-          <w:rFonts w:ascii="Arial" w:hAnsi="Arial" w:cs="Arial" w:eastAsia="Arial"/>
-          <w:b w:val="0"/>
-          <w:color w:val="444444"/>
-          <w:sz w:val="20"/>
-        </w:rPr>
-        <w:t xml:space="preserve"> The governor's rejection of a bill that passed both chambers. A vetoed bill does not become law unless two-thirds of each chamber votes to override.</w:t>
-      </w:r>
-    </w:p>
-    <w:p>
-      <w:pPr>
-        <w:keepLines/>
-        <w:widowControl/>
-        <w:spacing w:before="0" w:after="56" w:lineRule="auto" w:line="247"/>
-        <w:jc w:val="both"/>
-      </w:pPr>
-      <w:r>
-        <w:rPr>
-          <w:rFonts w:ascii="Arial" w:hAnsi="Arial" w:cs="Arial" w:eastAsia="Arial"/>
-          <w:b/>
-          <w:color w:val="1A2D4F"/>
-          <w:sz w:val="20"/>
-        </w:rPr>
-        <w:t>Died at session's end / out of time.</w:t>
-      </w:r>
-      <w:r>
-        <w:rPr>
-          <w:rFonts w:ascii="Arial" w:hAnsi="Arial" w:cs="Arial" w:eastAsia="Arial"/>
-          <w:b w:val="0"/>
-          <w:color w:val="444444"/>
-          <w:sz w:val="20"/>
-        </w:rPr>
-        <w:t xml:space="preserve"> The fate of a bill that cleared every vote taken but ran out of calendar before the final procedural step. SB180 (2023) passed both houses with zero "no" votes and still died this way.</w:t>
-      </w:r>
-    </w:p>
-    <w:p>
-      <w:pPr>
-        <w:keepLines/>
-        <w:widowControl/>
-        <w:spacing w:before="0" w:after="56" w:lineRule="auto" w:line="247"/>
-        <w:jc w:val="both"/>
-      </w:pPr>
-      <w:r>
-        <w:rPr>
-          <w:rFonts w:ascii="Arial" w:hAnsi="Arial" w:cs="Arial" w:eastAsia="Arial"/>
-          <w:b/>
-          <w:color w:val="1A2D4F"/>
-          <w:sz w:val="20"/>
-        </w:rPr>
-        <w:t>Sponsor.</w:t>
-      </w:r>
-      <w:r>
-        <w:rPr>
-          <w:rFonts w:ascii="Arial" w:hAnsi="Arial" w:cs="Arial" w:eastAsia="Arial"/>
-          <w:b w:val="0"/>
-          <w:color w:val="444444"/>
-          <w:sz w:val="20"/>
-        </w:rPr>
-        <w:t xml:space="preserve"> The lawmaker or committee that formally introduces a bill. A committee-sponsored bill has no single author; cross-party sponsorship means named sponsors from both parties.</w:t>
-      </w:r>
-    </w:p>
-    <w:p>
-      <w:pPr>
-        <w:keepLines/>
-        <w:widowControl/>
-        <w:spacing w:before="0" w:after="56" w:lineRule="auto" w:line="247"/>
-        <w:jc w:val="both"/>
-      </w:pPr>
-      <w:r>
-        <w:rPr>
-          <w:rFonts w:ascii="Arial" w:hAnsi="Arial" w:cs="Arial" w:eastAsia="Arial"/>
-          <w:b/>
-          <w:color w:val="1A2D4F"/>
-          <w:sz w:val="20"/>
-        </w:rPr>
-        <w:t>Interim committee / interim study.</w:t>
-      </w:r>
-      <w:r>
-        <w:rPr>
-          <w:rFonts w:ascii="Arial" w:hAnsi="Arial" w:cs="Arial" w:eastAsia="Arial"/>
-          <w:b w:val="0"/>
-          <w:color w:val="444444"/>
-          <w:sz w:val="20"/>
-        </w:rPr>
-        <w:t xml:space="preserve"> Lawmaker panels that meet between sessions to study a topic and prepare recommendations for the next session — such as the data-center water and energy studies running through 2026.</w:t>
-      </w:r>
-    </w:p>
-    <w:p>
-      <w:pPr>
-        <w:keepLines/>
-        <w:widowControl/>
-        <w:spacing w:before="0" w:after="56" w:lineRule="auto" w:line="247"/>
-        <w:jc w:val="both"/>
-      </w:pPr>
-      <w:r>
-        <w:rPr>
-          <w:rFonts w:ascii="Arial" w:hAnsi="Arial" w:cs="Arial" w:eastAsia="Arial"/>
-          <w:b/>
-          <w:color w:val="1A2D4F"/>
-          <w:sz w:val="20"/>
-        </w:rPr>
-        <w:t>Statute.</w:t>
-      </w:r>
-      <w:r>
-        <w:rPr>
-          <w:rFonts w:ascii="Arial" w:hAnsi="Arial" w:cs="Arial" w:eastAsia="Arial"/>
-          <w:b w:val="0"/>
-          <w:color w:val="444444"/>
-          <w:sz w:val="20"/>
-        </w:rPr>
-        <w:t xml:space="preserve"> A law on the books. "In statute" means an idea is already law; "by rule, not statute" means an agency or authority adopted it and the Legislature could still act on it.</w:t>
-      </w:r>
-    </w:p>
-    <w:p>
-      <w:pPr>
-        <w:keepLines/>
-        <w:widowControl/>
-        <w:spacing w:before="0" w:after="56" w:lineRule="auto" w:line="247"/>
-        <w:jc w:val="both"/>
-      </w:pPr>
-      <w:r>
-        <w:rPr>
-          <w:rFonts w:ascii="Arial" w:hAnsi="Arial" w:cs="Arial" w:eastAsia="Arial"/>
-          <w:b/>
-          <w:color w:val="1A2D4F"/>
-          <w:sz w:val="20"/>
-        </w:rPr>
-        <w:t>Appropriation.</w:t>
-      </w:r>
-      <w:r>
-        <w:rPr>
-          <w:rFonts w:ascii="Arial" w:hAnsi="Arial" w:cs="Arial" w:eastAsia="Arial"/>
-          <w:b w:val="0"/>
-          <w:color w:val="444444"/>
-          <w:sz w:val="20"/>
-        </w:rPr>
-        <w:t xml:space="preserve"> A bill or provision that sets aside state money for a purpose.</w:t>
+        <w:t>Plain-language definitions for the terms and acronyms in "Growth, Water Scarcity, and Long-Term Supply in Nevada" (citizen brief v3.0). Lawmaking-process terms are in the shared companion, "How Nevada Lawmaking Works."</w:t>
       </w:r>
     </w:p>
     <w:p>
@@ -456,7 +112,7 @@
           <w:color w:val="444444"/>
           <w:sz w:val="20"/>
         </w:rPr>
-        <w:t xml:space="preserve"> A legal entitlement to take a specific amount of water from a specific source. Nevada water is fully spoken for in many places, so rights are bought, sold, dedicated, and retired like property.</w:t>
+        <w:t xml:space="preserve"> A legal entitlement to take a set amount of water from a set source. Nevada's water is fully spoken for in many places, so rights are bought, sold, dedicated, and retired like property.</w:t>
       </w:r>
     </w:p>
     <w:p>
@@ -482,7 +138,7 @@
           <w:color w:val="444444"/>
           <w:sz w:val="20"/>
         </w:rPr>
-        <w:t xml:space="preserve"> Handing water rights over to a utility or authority as a condition of development — the "bring your own water" idea. SB250 (2019) governs dedication before land divisions.</w:t>
+        <w:t xml:space="preserve"> Handing water rights to a utility or authority as a condition of building — the "bring your own water" idea.</w:t>
       </w:r>
     </w:p>
     <w:p>
@@ -526,7 +182,7 @@
           <w:color w:val="444444"/>
           <w:sz w:val="20"/>
         </w:rPr>
-        <w:t xml:space="preserve"> has more water rights on paper than real water; a </w:t>
+        <w:t xml:space="preserve"> has more rights on paper than real water; a </w:t>
       </w:r>
       <w:r>
         <w:rPr>
@@ -544,7 +200,7 @@
           <w:color w:val="444444"/>
           <w:sz w:val="20"/>
         </w:rPr>
-        <w:t xml:space="preserve"> is a severely over-pumped basin placed under stronger state controls (SB113).</w:t>
+        <w:t xml:space="preserve"> is a severely over-pumped basin under stronger state controls.</w:t>
       </w:r>
     </w:p>
     <w:p>
@@ -570,7 +226,7 @@
           <w:color w:val="444444"/>
           <w:sz w:val="20"/>
         </w:rPr>
-        <w:t xml:space="preserve"> The state purchasing water rights and permanently canceling them so the water stays in the ground — the design SB36 (2025) enacted.</w:t>
+        <w:t xml:space="preserve"> The state buying water rights and permanently canceling them so the water stays in the ground.</w:t>
       </w:r>
     </w:p>
     <w:p>
@@ -596,7 +252,7 @@
           <w:color w:val="444444"/>
           <w:sz w:val="20"/>
         </w:rPr>
-        <w:t xml:space="preserve"> An accounting of how much water enters a basin versus how much is pumped out — the measurement work in AB485.</w:t>
+        <w:t xml:space="preserve"> An accounting of how much water enters a basin versus how much is pumped out.</w:t>
       </w:r>
     </w:p>
     <w:p>
@@ -622,7 +278,7 @@
           <w:color w:val="444444"/>
           <w:sz w:val="20"/>
         </w:rPr>
-        <w:t xml:space="preserve"> Water claims dating from before Nevada's permit system that have never been formally confirmed; "staff for old claims" means hiring people to adjudicate them.</w:t>
+        <w:t xml:space="preserve"> Water claims from before Nevada's permit system that have never been formally confirmed; "staff for old claims" means hiring people to settle them.</w:t>
       </w:r>
     </w:p>
     <w:p>
@@ -648,7 +304,7 @@
           <w:color w:val="444444"/>
           <w:sz w:val="20"/>
         </w:rPr>
-        <w:t xml:space="preserve"> Managing rivers, streams, and groundwater as one connected supply instead of separate systems (AB51).</w:t>
+        <w:t xml:space="preserve"> Managing rivers, streams, and groundwater as one connected supply instead of separate systems.</w:t>
       </w:r>
     </w:p>
     <w:p>
@@ -674,7 +330,7 @@
           <w:color w:val="444444"/>
           <w:sz w:val="20"/>
         </w:rPr>
-        <w:t xml:space="preserve"> A private well serving a single home. In stressed basins, domestic wells must be metered to keep pumping (AB95, SB113).</w:t>
+        <w:t xml:space="preserve"> A private well serving a single home. In stressed basins, domestic wells must be metered to keep pumping.</w:t>
       </w:r>
     </w:p>
     <w:p>
@@ -726,7 +382,7 @@
           <w:color w:val="444444"/>
           <w:sz w:val="20"/>
         </w:rPr>
-        <w:t xml:space="preserve"> A utility's accounting of water lost to leaks or never billed (AB191).</w:t>
+        <w:t xml:space="preserve"> A utility's accounting of water lost to leaks or never billed.</w:t>
       </w:r>
     </w:p>
     <w:p>
@@ -752,7 +408,7 @@
           <w:color w:val="444444"/>
           <w:sz w:val="20"/>
         </w:rPr>
-        <w:t xml:space="preserve"> Nevada's chief water regulator, who decides water-right applications and manages basins; the head of the Division of Water Resources.</w:t>
+        <w:t xml:space="preserve"> Nevada's chief water regulator, who decides water-right applications and manages basins; head of the Division of Water Resources.</w:t>
       </w:r>
     </w:p>
     <w:p>
@@ -778,7 +434,7 @@
           <w:color w:val="444444"/>
           <w:sz w:val="20"/>
         </w:rPr>
-        <w:t xml:space="preserve"> A regional agency, such as the Southern Nevada Water Authority, that manages supply for its area. Its rules — like the evaporative-cooling moratorium — are not state law.</w:t>
+        <w:t xml:space="preserve"> A regional agency, such as the Southern Nevada Water Authority, that manages supply for its area. Its rules are not state law.</w:t>
       </w:r>
     </w:p>
     <w:p>
@@ -804,7 +460,7 @@
           <w:color w:val="444444"/>
           <w:sz w:val="20"/>
         </w:rPr>
-        <w:t xml:space="preserve"> A temporary ban on something, such as new evaporative-cooling systems.</w:t>
+        <w:t xml:space="preserve"> A temporary ban — such as the local ban on new evaporative-cooling systems.</w:t>
       </w:r>
     </w:p>
     <w:p>
@@ -856,7 +512,7 @@
           <w:color w:val="444444"/>
           <w:sz w:val="20"/>
         </w:rPr>
-        <w:t xml:space="preserve"> The chemicals inside non-evaporative cooling equipment. AB97 (2023) would have blocked local governments from banning newer refrigerants.</w:t>
+        <w:t xml:space="preserve"> The chemicals inside non-evaporative cooling equipment — the water-free alternative.</w:t>
       </w:r>
     </w:p>
     <w:p>
@@ -882,7 +538,7 @@
           <w:color w:val="444444"/>
           <w:sz w:val="20"/>
         </w:rPr>
-        <w:t xml:space="preserve"> A warehouse of computer servers. Data centers are among the largest single water and power users a county can attract.</w:t>
+        <w:t xml:space="preserve"> A warehouse of computer servers, among the largest water and power users a county can attract.</w:t>
       </w:r>
     </w:p>
     <w:p>
@@ -934,7 +590,7 @@
           <w:color w:val="444444"/>
           <w:sz w:val="20"/>
         </w:rPr>
-        <w:t xml:space="preserve"> Releasing tiny particles into clouds to coax more snow or rain from storms (SB6).</w:t>
+        <w:t xml:space="preserve"> Releasing tiny particles into clouds to coax more snow or rain from storms.</w:t>
       </w:r>
     </w:p>
     <w:p>
@@ -960,7 +616,7 @@
           <w:color w:val="444444"/>
           <w:sz w:val="20"/>
         </w:rPr>
-        <w:t xml:space="preserve"> Ornamental turf — grass no one walks on — irrigated with Colorado River water; AB356 (2021) banned it in southern Nevada.</w:t>
+        <w:t xml:space="preserve"> Ornamental turf no one walks on, irrigated with Colorado River water; banned in southern Nevada in 2021.</w:t>
       </w:r>
     </w:p>
     <w:p>
@@ -986,7 +642,7 @@
           <w:color w:val="444444"/>
           <w:sz w:val="20"/>
         </w:rPr>
-        <w:t xml:space="preserve"> A local government's long-range blueprint for growth; SB169 (2023) would have required conservation elements in them.</w:t>
+        <w:t xml:space="preserve"> A local government's long-range blueprint for growth.</w:t>
       </w:r>
     </w:p>
     <w:p>
@@ -1038,7 +694,7 @@
           <w:color w:val="444444"/>
           <w:sz w:val="20"/>
         </w:rPr>
-        <w:t xml:space="preserve"> Measurable public commitments — jobs, water savings, and the like — that a company would have to hit before receiving an incentive; the core of the reimbursement-style incentive idea.</w:t>
+        <w:t xml:space="preserve"> Measurable commitments — jobs, water savings — that a company would have to hit before receiving an incentive.</w:t>
       </w:r>
     </w:p>
     <w:p>
@@ -1064,7 +720,7 @@
           <w:color w:val="444444"/>
           <w:sz w:val="20"/>
         </w:rPr>
-        <w:t xml:space="preserve"> Nevada's official five-member panel of private-sector experts whose revenue forecast the state budget must use. The brief uses it as the model for a proposed expert water body.</w:t>
+        <w:t xml:space="preserve"> Nevada's official five-member panel of private-sector experts whose revenue forecast the state budget must use; the brief's model for a proposed expert water body.</w:t>
       </w:r>
     </w:p>
     <w:p>
@@ -1090,7 +746,7 @@
           <w:color w:val="444444"/>
           <w:sz w:val="20"/>
         </w:rPr>
-        <w:t xml:space="preserve"> Limits on when a utility may disconnect a customer's water service (SB442).</w:t>
+        <w:t xml:space="preserve"> Limits on when a utility may disconnect a customer's water service.</w:t>
       </w:r>
     </w:p>
     <w:p>
@@ -1148,7 +804,7 @@
           <w:color w:val="444444"/>
           <w:sz w:val="20"/>
         </w:rPr>
-        <w:t xml:space="preserve"> A binding agreement among states, approved by Congress. The Colorado River's water is divided among seven states by compact, so Nevada's share cannot be changed by a state bill.</w:t>
+        <w:t xml:space="preserve"> A binding agreement among states, approved by Congress. The Colorado River is divided among seven states by compact, so Nevada's share cannot be changed by a state bill.</w:t>
       </w:r>
     </w:p>
     <w:p>
@@ -1174,7 +830,7 @@
           <w:color w:val="444444"/>
           <w:sz w:val="20"/>
         </w:rPr>
-        <w:t xml:space="preserve"> The federal agency that operates the Colorado River's dams and reservoirs and sets shortage rules for the river.</w:t>
+        <w:t xml:space="preserve"> The federal agency that operates the Colorado River's dams and reservoirs and sets its shortage rules.</w:t>
       </w:r>
     </w:p>
     <w:p>
@@ -1284,7 +940,7 @@
           <w:color w:val="444444"/>
           <w:sz w:val="20"/>
         </w:rPr>
-        <w:t xml:space="preserve"> Assembly Bill / Senate Bill — the chamber a bill started in, plus its number. Numbering restarts every session, so AB449 (2021) and AB449 (2025) are different bills.</w:t>
+        <w:t xml:space="preserve"> Assembly Bill / Senate Bill — the chamber a bill started in, plus its number. Numbering restarts every session, so the same number in different years is a different bill.</w:t>
       </w:r>
     </w:p>
     <w:p>

--- a/briefs/nevada/water-scarcity/citizen-v3/glossary.docx
+++ b/briefs/nevada/water-scarcity/citizen-v3/glossary.docx
@@ -54,7 +54,985 @@
           <w:color w:val="444444"/>
           <w:sz w:val="20"/>
         </w:rPr>
-        <w:t>Plain-language definitions for the terms and acronyms in "Growth, Water Scarcity, and Long-Term Supply in Nevada" (citizen brief v3.0). Lawmaking-process terms are in the shared companion, "How Nevada Lawmaking Works."</w:t>
+        <w:t>Plain-language definitions of the terms and acronyms in "Growth, Water Scarcity, and Long-Term Supply in Nevada" (citizen brief v3.0), followed by the legislative process guide shared by all four briefs.</w:t>
+      </w:r>
+    </w:p>
+    <w:p>
+      <w:pPr>
+        <w:sectPr>
+          <w:pgSz w:w="12240" w:h="15840"/>
+          <w:pgMar w:top="864" w:right="864" w:bottom="864" w:left="864" w:header="720" w:footer="720" w:gutter="0"/>
+          <w:cols w:space="720"/>
+          <w:docGrid w:linePitch="360"/>
+        </w:sectPr>
+      </w:pPr>
+    </w:p>
+    <w:p>
+      <w:pPr>
+        <w:widowControl/>
+        <w:spacing w:before="100" w:after="40" w:lineRule="auto" w:line="254"/>
+      </w:pPr>
+      <w:r>
+        <w:rPr>
+          <w:rFonts w:ascii="Arial" w:hAnsi="Arial" w:cs="Arial" w:eastAsia="Arial"/>
+          <w:b/>
+          <w:color w:val="C0392B"/>
+          <w:sz w:val="25"/>
+          <w:spacing w:val="20"/>
+        </w:rPr>
+        <w:t>GLOSSARY</w:t>
+      </w:r>
+    </w:p>
+    <w:p>
+      <w:pPr>
+        <w:widowControl/>
+        <w:spacing w:before="0" w:after="60" w:lineRule="auto" w:line="252"/>
+        <w:ind w:left="200"/>
+      </w:pPr>
+      <w:r>
+        <w:rPr>
+          <w:rFonts w:ascii="Arial" w:hAnsi="Arial" w:cs="Arial" w:eastAsia="Arial"/>
+          <w:b w:val="0"/>
+          <w:color w:val="C0392B"/>
+          <w:sz w:val="20"/>
+        </w:rPr>
+        <w:t xml:space="preserve">▪  </w:t>
+      </w:r>
+      <w:r>
+        <w:rPr>
+          <w:rFonts w:ascii="Arial" w:hAnsi="Arial" w:cs="Arial" w:eastAsia="Arial"/>
+          <w:b/>
+          <w:color w:val="1A2D4F"/>
+          <w:sz w:val="20"/>
+        </w:rPr>
+        <w:t>Basin water budget:</w:t>
+      </w:r>
+      <w:r>
+        <w:rPr>
+          <w:rFonts w:ascii="Arial" w:hAnsi="Arial" w:cs="Arial" w:eastAsia="Arial"/>
+          <w:b w:val="0"/>
+          <w:color w:val="444444"/>
+          <w:sz w:val="20"/>
+        </w:rPr>
+        <w:t xml:space="preserve"> An accounting of how much water enters a groundwater basin versus how much is pumped out.</w:t>
+      </w:r>
+    </w:p>
+    <w:p>
+      <w:pPr>
+        <w:widowControl/>
+        <w:spacing w:before="0" w:after="60" w:lineRule="auto" w:line="252"/>
+        <w:ind w:left="200"/>
+      </w:pPr>
+      <w:r>
+        <w:rPr>
+          <w:rFonts w:ascii="Arial" w:hAnsi="Arial" w:cs="Arial" w:eastAsia="Arial"/>
+          <w:b w:val="0"/>
+          <w:color w:val="C0392B"/>
+          <w:sz w:val="20"/>
+        </w:rPr>
+        <w:t xml:space="preserve">▪  </w:t>
+      </w:r>
+      <w:r>
+        <w:rPr>
+          <w:rFonts w:ascii="Arial" w:hAnsi="Arial" w:cs="Arial" w:eastAsia="Arial"/>
+          <w:b/>
+          <w:color w:val="1A2D4F"/>
+          <w:sz w:val="20"/>
+        </w:rPr>
+        <w:t>Bureau of Reclamation:</w:t>
+      </w:r>
+      <w:r>
+        <w:rPr>
+          <w:rFonts w:ascii="Arial" w:hAnsi="Arial" w:cs="Arial" w:eastAsia="Arial"/>
+          <w:b w:val="0"/>
+          <w:color w:val="444444"/>
+          <w:sz w:val="20"/>
+        </w:rPr>
+        <w:t xml:space="preserve"> The federal agency that operates the Colorado River's dams and reservoirs and sets its shortage rules.</w:t>
+      </w:r>
+    </w:p>
+    <w:p>
+      <w:pPr>
+        <w:widowControl/>
+        <w:spacing w:before="0" w:after="60" w:lineRule="auto" w:line="252"/>
+        <w:ind w:left="200"/>
+      </w:pPr>
+      <w:r>
+        <w:rPr>
+          <w:rFonts w:ascii="Arial" w:hAnsi="Arial" w:cs="Arial" w:eastAsia="Arial"/>
+          <w:b w:val="0"/>
+          <w:color w:val="C0392B"/>
+          <w:sz w:val="20"/>
+        </w:rPr>
+        <w:t xml:space="preserve">▪  </w:t>
+      </w:r>
+      <w:r>
+        <w:rPr>
+          <w:rFonts w:ascii="Arial" w:hAnsi="Arial" w:cs="Arial" w:eastAsia="Arial"/>
+          <w:b/>
+          <w:color w:val="1A2D4F"/>
+          <w:sz w:val="20"/>
+        </w:rPr>
+        <w:t>Buy-and-retire:</w:t>
+      </w:r>
+      <w:r>
+        <w:rPr>
+          <w:rFonts w:ascii="Arial" w:hAnsi="Arial" w:cs="Arial" w:eastAsia="Arial"/>
+          <w:b w:val="0"/>
+          <w:color w:val="444444"/>
+          <w:sz w:val="20"/>
+        </w:rPr>
+        <w:t xml:space="preserve"> The state buying water rights and permanently canceling them so the water stays in the ground.</w:t>
+      </w:r>
+    </w:p>
+    <w:p>
+      <w:pPr>
+        <w:widowControl/>
+        <w:spacing w:before="0" w:after="60" w:lineRule="auto" w:line="252"/>
+        <w:ind w:left="200"/>
+      </w:pPr>
+      <w:r>
+        <w:rPr>
+          <w:rFonts w:ascii="Arial" w:hAnsi="Arial" w:cs="Arial" w:eastAsia="Arial"/>
+          <w:b w:val="0"/>
+          <w:color w:val="C0392B"/>
+          <w:sz w:val="20"/>
+        </w:rPr>
+        <w:t xml:space="preserve">▪  </w:t>
+      </w:r>
+      <w:r>
+        <w:rPr>
+          <w:rFonts w:ascii="Arial" w:hAnsi="Arial" w:cs="Arial" w:eastAsia="Arial"/>
+          <w:b/>
+          <w:color w:val="1A2D4F"/>
+          <w:sz w:val="20"/>
+        </w:rPr>
+        <w:t>Cloud seeding:</w:t>
+      </w:r>
+      <w:r>
+        <w:rPr>
+          <w:rFonts w:ascii="Arial" w:hAnsi="Arial" w:cs="Arial" w:eastAsia="Arial"/>
+          <w:b w:val="0"/>
+          <w:color w:val="444444"/>
+          <w:sz w:val="20"/>
+        </w:rPr>
+        <w:t xml:space="preserve"> Releasing tiny particles into clouds to coax more snow or rain from storms.</w:t>
+      </w:r>
+    </w:p>
+    <w:p>
+      <w:pPr>
+        <w:widowControl/>
+        <w:spacing w:before="0" w:after="60" w:lineRule="auto" w:line="252"/>
+        <w:ind w:left="200"/>
+      </w:pPr>
+      <w:r>
+        <w:rPr>
+          <w:rFonts w:ascii="Arial" w:hAnsi="Arial" w:cs="Arial" w:eastAsia="Arial"/>
+          <w:b w:val="0"/>
+          <w:color w:val="C0392B"/>
+          <w:sz w:val="20"/>
+        </w:rPr>
+        <w:t xml:space="preserve">▪  </w:t>
+      </w:r>
+      <w:r>
+        <w:rPr>
+          <w:rFonts w:ascii="Arial" w:hAnsi="Arial" w:cs="Arial" w:eastAsia="Arial"/>
+          <w:b/>
+          <w:color w:val="1A2D4F"/>
+          <w:sz w:val="20"/>
+        </w:rPr>
+        <w:t>Conjunctive management:</w:t>
+      </w:r>
+      <w:r>
+        <w:rPr>
+          <w:rFonts w:ascii="Arial" w:hAnsi="Arial" w:cs="Arial" w:eastAsia="Arial"/>
+          <w:b w:val="0"/>
+          <w:color w:val="444444"/>
+          <w:sz w:val="20"/>
+        </w:rPr>
+        <w:t xml:space="preserve"> Managing rivers, streams, and groundwater as one connected supply instead of separate systems.</w:t>
+      </w:r>
+    </w:p>
+    <w:p>
+      <w:pPr>
+        <w:widowControl/>
+        <w:spacing w:before="0" w:after="60" w:lineRule="auto" w:line="252"/>
+        <w:ind w:left="200"/>
+      </w:pPr>
+      <w:r>
+        <w:rPr>
+          <w:rFonts w:ascii="Arial" w:hAnsi="Arial" w:cs="Arial" w:eastAsia="Arial"/>
+          <w:b w:val="0"/>
+          <w:color w:val="C0392B"/>
+          <w:sz w:val="20"/>
+        </w:rPr>
+        <w:t xml:space="preserve">▪  </w:t>
+      </w:r>
+      <w:r>
+        <w:rPr>
+          <w:rFonts w:ascii="Arial" w:hAnsi="Arial" w:cs="Arial" w:eastAsia="Arial"/>
+          <w:b/>
+          <w:color w:val="1A2D4F"/>
+          <w:sz w:val="20"/>
+        </w:rPr>
+        <w:t>Data center:</w:t>
+      </w:r>
+      <w:r>
+        <w:rPr>
+          <w:rFonts w:ascii="Arial" w:hAnsi="Arial" w:cs="Arial" w:eastAsia="Arial"/>
+          <w:b w:val="0"/>
+          <w:color w:val="444444"/>
+          <w:sz w:val="20"/>
+        </w:rPr>
+        <w:t xml:space="preserve"> A warehouse of computer servers, among the largest water and power users a county can attract.</w:t>
+      </w:r>
+    </w:p>
+    <w:p>
+      <w:pPr>
+        <w:widowControl/>
+        <w:spacing w:before="0" w:after="60" w:lineRule="auto" w:line="252"/>
+        <w:ind w:left="200"/>
+      </w:pPr>
+      <w:r>
+        <w:rPr>
+          <w:rFonts w:ascii="Arial" w:hAnsi="Arial" w:cs="Arial" w:eastAsia="Arial"/>
+          <w:b w:val="0"/>
+          <w:color w:val="C0392B"/>
+          <w:sz w:val="20"/>
+        </w:rPr>
+        <w:t xml:space="preserve">▪  </w:t>
+      </w:r>
+      <w:r>
+        <w:rPr>
+          <w:rFonts w:ascii="Arial" w:hAnsi="Arial" w:cs="Arial" w:eastAsia="Arial"/>
+          <w:b/>
+          <w:color w:val="1A2D4F"/>
+          <w:sz w:val="20"/>
+        </w:rPr>
+        <w:t>Decorative Colorado River grass:</w:t>
+      </w:r>
+      <w:r>
+        <w:rPr>
+          <w:rFonts w:ascii="Arial" w:hAnsi="Arial" w:cs="Arial" w:eastAsia="Arial"/>
+          <w:b w:val="0"/>
+          <w:color w:val="444444"/>
+          <w:sz w:val="20"/>
+        </w:rPr>
+        <w:t xml:space="preserve"> Ornamental turf no one walks on, irrigated with Colorado River water; banned in southern Nevada in 2021.</w:t>
+      </w:r>
+    </w:p>
+    <w:p>
+      <w:pPr>
+        <w:widowControl/>
+        <w:spacing w:before="0" w:after="60" w:lineRule="auto" w:line="252"/>
+        <w:ind w:left="200"/>
+      </w:pPr>
+      <w:r>
+        <w:rPr>
+          <w:rFonts w:ascii="Arial" w:hAnsi="Arial" w:cs="Arial" w:eastAsia="Arial"/>
+          <w:b w:val="0"/>
+          <w:color w:val="C0392B"/>
+          <w:sz w:val="20"/>
+        </w:rPr>
+        <w:t xml:space="preserve">▪  </w:t>
+      </w:r>
+      <w:r>
+        <w:rPr>
+          <w:rFonts w:ascii="Arial" w:hAnsi="Arial" w:cs="Arial" w:eastAsia="Arial"/>
+          <w:b/>
+          <w:color w:val="1A2D4F"/>
+          <w:sz w:val="20"/>
+        </w:rPr>
+        <w:t>Domestic well:</w:t>
+      </w:r>
+      <w:r>
+        <w:rPr>
+          <w:rFonts w:ascii="Arial" w:hAnsi="Arial" w:cs="Arial" w:eastAsia="Arial"/>
+          <w:b w:val="0"/>
+          <w:color w:val="444444"/>
+          <w:sz w:val="20"/>
+        </w:rPr>
+        <w:t xml:space="preserve"> A private well serving a single home. In stressed basins, domestic wells must be metered to keep pumping.</w:t>
+      </w:r>
+    </w:p>
+    <w:p>
+      <w:pPr>
+        <w:widowControl/>
+        <w:spacing w:before="0" w:after="60" w:lineRule="auto" w:line="252"/>
+        <w:ind w:left="200"/>
+      </w:pPr>
+      <w:r>
+        <w:rPr>
+          <w:rFonts w:ascii="Arial" w:hAnsi="Arial" w:cs="Arial" w:eastAsia="Arial"/>
+          <w:b w:val="0"/>
+          <w:color w:val="C0392B"/>
+          <w:sz w:val="20"/>
+        </w:rPr>
+        <w:t xml:space="preserve">▪  </w:t>
+      </w:r>
+      <w:r>
+        <w:rPr>
+          <w:rFonts w:ascii="Arial" w:hAnsi="Arial" w:cs="Arial" w:eastAsia="Arial"/>
+          <w:b/>
+          <w:color w:val="1A2D4F"/>
+          <w:sz w:val="20"/>
+        </w:rPr>
+        <w:t>Drought reserve:</w:t>
+      </w:r>
+      <w:r>
+        <w:rPr>
+          <w:rFonts w:ascii="Arial" w:hAnsi="Arial" w:cs="Arial" w:eastAsia="Arial"/>
+          <w:b w:val="0"/>
+          <w:color w:val="444444"/>
+          <w:sz w:val="20"/>
+        </w:rPr>
+        <w:t xml:space="preserve"> Extra water rights a developer must dedicate beyond a project's needs — 11 percent in the Truckee Meadows (the Reno–Sparks area).</w:t>
+      </w:r>
+    </w:p>
+    <w:p>
+      <w:pPr>
+        <w:widowControl/>
+        <w:spacing w:before="0" w:after="60" w:lineRule="auto" w:line="252"/>
+        <w:ind w:left="200"/>
+      </w:pPr>
+      <w:r>
+        <w:rPr>
+          <w:rFonts w:ascii="Arial" w:hAnsi="Arial" w:cs="Arial" w:eastAsia="Arial"/>
+          <w:b w:val="0"/>
+          <w:color w:val="C0392B"/>
+          <w:sz w:val="20"/>
+        </w:rPr>
+        <w:t xml:space="preserve">▪  </w:t>
+      </w:r>
+      <w:r>
+        <w:rPr>
+          <w:rFonts w:ascii="Arial" w:hAnsi="Arial" w:cs="Arial" w:eastAsia="Arial"/>
+          <w:b/>
+          <w:color w:val="1A2D4F"/>
+          <w:sz w:val="20"/>
+        </w:rPr>
+        <w:t>Economic Forum:</w:t>
+      </w:r>
+      <w:r>
+        <w:rPr>
+          <w:rFonts w:ascii="Arial" w:hAnsi="Arial" w:cs="Arial" w:eastAsia="Arial"/>
+          <w:b w:val="0"/>
+          <w:color w:val="444444"/>
+          <w:sz w:val="20"/>
+        </w:rPr>
+        <w:t xml:space="preserve"> Nevada's official five-member panel of private-sector experts whose revenue forecast the state budget must use; the brief's model for a proposed expert water body.</w:t>
+      </w:r>
+    </w:p>
+    <w:p>
+      <w:pPr>
+        <w:widowControl/>
+        <w:spacing w:before="0" w:after="60" w:lineRule="auto" w:line="252"/>
+        <w:ind w:left="200"/>
+      </w:pPr>
+      <w:r>
+        <w:rPr>
+          <w:rFonts w:ascii="Arial" w:hAnsi="Arial" w:cs="Arial" w:eastAsia="Arial"/>
+          <w:b w:val="0"/>
+          <w:color w:val="C0392B"/>
+          <w:sz w:val="20"/>
+        </w:rPr>
+        <w:t xml:space="preserve">▪  </w:t>
+      </w:r>
+      <w:r>
+        <w:rPr>
+          <w:rFonts w:ascii="Arial" w:hAnsi="Arial" w:cs="Arial" w:eastAsia="Arial"/>
+          <w:b/>
+          <w:color w:val="1A2D4F"/>
+          <w:sz w:val="20"/>
+        </w:rPr>
+        <w:t>Evaporative cooling / water-cooled towers:</w:t>
+      </w:r>
+      <w:r>
+        <w:rPr>
+          <w:rFonts w:ascii="Arial" w:hAnsi="Arial" w:cs="Arial" w:eastAsia="Arial"/>
+          <w:b w:val="0"/>
+          <w:color w:val="444444"/>
+          <w:sz w:val="20"/>
+        </w:rPr>
+        <w:t xml:space="preserve"> Cooling equipment that works by evaporating large volumes of water — the standard technology for big buildings and data centers in dry climates.</w:t>
+      </w:r>
+    </w:p>
+    <w:p>
+      <w:pPr>
+        <w:widowControl/>
+        <w:spacing w:before="0" w:after="60" w:lineRule="auto" w:line="252"/>
+        <w:ind w:left="200"/>
+      </w:pPr>
+      <w:r>
+        <w:rPr>
+          <w:rFonts w:ascii="Arial" w:hAnsi="Arial" w:cs="Arial" w:eastAsia="Arial"/>
+          <w:b w:val="0"/>
+          <w:color w:val="C0392B"/>
+          <w:sz w:val="20"/>
+        </w:rPr>
+        <w:t xml:space="preserve">▪  </w:t>
+      </w:r>
+      <w:r>
+        <w:rPr>
+          <w:rFonts w:ascii="Arial" w:hAnsi="Arial" w:cs="Arial" w:eastAsia="Arial"/>
+          <w:b/>
+          <w:color w:val="1A2D4F"/>
+          <w:sz w:val="20"/>
+        </w:rPr>
+        <w:t>Federal drought-response money:</w:t>
+      </w:r>
+      <w:r>
+        <w:rPr>
+          <w:rFonts w:ascii="Arial" w:hAnsi="Arial" w:cs="Arial" w:eastAsia="Arial"/>
+          <w:b w:val="0"/>
+          <w:color w:val="444444"/>
+          <w:sz w:val="20"/>
+        </w:rPr>
+        <w:t xml:space="preserve"> Funds Congress appropriated in 2022 that pay Colorado River users for measured water conservation.</w:t>
+      </w:r>
+    </w:p>
+    <w:p>
+      <w:pPr>
+        <w:widowControl/>
+        <w:spacing w:before="0" w:after="60" w:lineRule="auto" w:line="252"/>
+        <w:ind w:left="200"/>
+      </w:pPr>
+      <w:r>
+        <w:rPr>
+          <w:rFonts w:ascii="Arial" w:hAnsi="Arial" w:cs="Arial" w:eastAsia="Arial"/>
+          <w:b w:val="0"/>
+          <w:color w:val="C0392B"/>
+          <w:sz w:val="20"/>
+        </w:rPr>
+        <w:t xml:space="preserve">▪  </w:t>
+      </w:r>
+      <w:r>
+        <w:rPr>
+          <w:rFonts w:ascii="Arial" w:hAnsi="Arial" w:cs="Arial" w:eastAsia="Arial"/>
+          <w:b/>
+          <w:color w:val="1A2D4F"/>
+          <w:sz w:val="20"/>
+        </w:rPr>
+        <w:t>Groundwater basin:</w:t>
+      </w:r>
+      <w:r>
+        <w:rPr>
+          <w:rFonts w:ascii="Arial" w:hAnsi="Arial" w:cs="Arial" w:eastAsia="Arial"/>
+          <w:b w:val="0"/>
+          <w:color w:val="444444"/>
+          <w:sz w:val="20"/>
+        </w:rPr>
+        <w:t xml:space="preserve"> An underground water source managed as one unit. An over-appropriated basin has more rights on paper than real water; a critical management area is a severely over-pumped basin under stronger state controls.</w:t>
+      </w:r>
+    </w:p>
+    <w:p>
+      <w:pPr>
+        <w:widowControl/>
+        <w:spacing w:before="0" w:after="60" w:lineRule="auto" w:line="252"/>
+        <w:ind w:left="200"/>
+      </w:pPr>
+      <w:r>
+        <w:rPr>
+          <w:rFonts w:ascii="Arial" w:hAnsi="Arial" w:cs="Arial" w:eastAsia="Arial"/>
+          <w:b w:val="0"/>
+          <w:color w:val="C0392B"/>
+          <w:sz w:val="20"/>
+        </w:rPr>
+        <w:t xml:space="preserve">▪  </w:t>
+      </w:r>
+      <w:r>
+        <w:rPr>
+          <w:rFonts w:ascii="Arial" w:hAnsi="Arial" w:cs="Arial" w:eastAsia="Arial"/>
+          <w:b/>
+          <w:color w:val="1A2D4F"/>
+          <w:sz w:val="20"/>
+        </w:rPr>
+        <w:t>Interstate compact:</w:t>
+      </w:r>
+      <w:r>
+        <w:rPr>
+          <w:rFonts w:ascii="Arial" w:hAnsi="Arial" w:cs="Arial" w:eastAsia="Arial"/>
+          <w:b w:val="0"/>
+          <w:color w:val="444444"/>
+          <w:sz w:val="20"/>
+        </w:rPr>
+        <w:t xml:space="preserve"> A binding agreement among states, approved by Congress. The Colorado River is divided among seven states by compact, so Nevada's share cannot be changed by a state bill.</w:t>
+      </w:r>
+    </w:p>
+    <w:p>
+      <w:pPr>
+        <w:widowControl/>
+        <w:spacing w:before="0" w:after="60" w:lineRule="auto" w:line="252"/>
+        <w:ind w:left="200"/>
+      </w:pPr>
+      <w:r>
+        <w:rPr>
+          <w:rFonts w:ascii="Arial" w:hAnsi="Arial" w:cs="Arial" w:eastAsia="Arial"/>
+          <w:b w:val="0"/>
+          <w:color w:val="C0392B"/>
+          <w:sz w:val="20"/>
+        </w:rPr>
+        <w:t xml:space="preserve">▪  </w:t>
+      </w:r>
+      <w:r>
+        <w:rPr>
+          <w:rFonts w:ascii="Arial" w:hAnsi="Arial" w:cs="Arial" w:eastAsia="Arial"/>
+          <w:b/>
+          <w:color w:val="1A2D4F"/>
+          <w:sz w:val="20"/>
+        </w:rPr>
+        <w:t>Master plan:</w:t>
+      </w:r>
+      <w:r>
+        <w:rPr>
+          <w:rFonts w:ascii="Arial" w:hAnsi="Arial" w:cs="Arial" w:eastAsia="Arial"/>
+          <w:b w:val="0"/>
+          <w:color w:val="444444"/>
+          <w:sz w:val="20"/>
+        </w:rPr>
+        <w:t xml:space="preserve"> A local government's long-range blueprint for growth.</w:t>
+      </w:r>
+    </w:p>
+    <w:p>
+      <w:pPr>
+        <w:widowControl/>
+        <w:spacing w:before="0" w:after="60" w:lineRule="auto" w:line="252"/>
+        <w:ind w:left="200"/>
+      </w:pPr>
+      <w:r>
+        <w:rPr>
+          <w:rFonts w:ascii="Arial" w:hAnsi="Arial" w:cs="Arial" w:eastAsia="Arial"/>
+          <w:b w:val="0"/>
+          <w:color w:val="C0392B"/>
+          <w:sz w:val="20"/>
+        </w:rPr>
+        <w:t xml:space="preserve">▪  </w:t>
+      </w:r>
+      <w:r>
+        <w:rPr>
+          <w:rFonts w:ascii="Arial" w:hAnsi="Arial" w:cs="Arial" w:eastAsia="Arial"/>
+          <w:b/>
+          <w:color w:val="1A2D4F"/>
+          <w:sz w:val="20"/>
+        </w:rPr>
+        <w:t>Metering / retail metering:</w:t>
+      </w:r>
+      <w:r>
+        <w:rPr>
+          <w:rFonts w:ascii="Arial" w:hAnsi="Arial" w:cs="Arial" w:eastAsia="Arial"/>
+          <w:b w:val="0"/>
+          <w:color w:val="444444"/>
+          <w:sz w:val="20"/>
+        </w:rPr>
+        <w:t xml:space="preserve"> Measuring each customer's actual water use. Without retail meters, homes and businesses pay flat rates no matter how much they use.</w:t>
+      </w:r>
+    </w:p>
+    <w:p>
+      <w:pPr>
+        <w:widowControl/>
+        <w:spacing w:before="0" w:after="60" w:lineRule="auto" w:line="252"/>
+        <w:ind w:left="200"/>
+      </w:pPr>
+      <w:r>
+        <w:rPr>
+          <w:rFonts w:ascii="Arial" w:hAnsi="Arial" w:cs="Arial" w:eastAsia="Arial"/>
+          <w:b w:val="0"/>
+          <w:color w:val="C0392B"/>
+          <w:sz w:val="20"/>
+        </w:rPr>
+        <w:t xml:space="preserve">▪  </w:t>
+      </w:r>
+      <w:r>
+        <w:rPr>
+          <w:rFonts w:ascii="Arial" w:hAnsi="Arial" w:cs="Arial" w:eastAsia="Arial"/>
+          <w:b/>
+          <w:color w:val="1A2D4F"/>
+          <w:sz w:val="20"/>
+        </w:rPr>
+        <w:t>Moratorium:</w:t>
+      </w:r>
+      <w:r>
+        <w:rPr>
+          <w:rFonts w:ascii="Arial" w:hAnsi="Arial" w:cs="Arial" w:eastAsia="Arial"/>
+          <w:b w:val="0"/>
+          <w:color w:val="444444"/>
+          <w:sz w:val="20"/>
+        </w:rPr>
+        <w:t xml:space="preserve"> A temporary ban — such as the local ban on new evaporative-cooling systems.</w:t>
+      </w:r>
+    </w:p>
+    <w:p>
+      <w:pPr>
+        <w:widowControl/>
+        <w:spacing w:before="0" w:after="60" w:lineRule="auto" w:line="252"/>
+        <w:ind w:left="200"/>
+      </w:pPr>
+      <w:r>
+        <w:rPr>
+          <w:rFonts w:ascii="Arial" w:hAnsi="Arial" w:cs="Arial" w:eastAsia="Arial"/>
+          <w:b w:val="0"/>
+          <w:color w:val="C0392B"/>
+          <w:sz w:val="20"/>
+        </w:rPr>
+        <w:t xml:space="preserve">▪  </w:t>
+      </w:r>
+      <w:r>
+        <w:rPr>
+          <w:rFonts w:ascii="Arial" w:hAnsi="Arial" w:cs="Arial" w:eastAsia="Arial"/>
+          <w:b/>
+          <w:color w:val="1A2D4F"/>
+          <w:sz w:val="20"/>
+        </w:rPr>
+        <w:t>Old claims:</w:t>
+      </w:r>
+      <w:r>
+        <w:rPr>
+          <w:rFonts w:ascii="Arial" w:hAnsi="Arial" w:cs="Arial" w:eastAsia="Arial"/>
+          <w:b w:val="0"/>
+          <w:color w:val="444444"/>
+          <w:sz w:val="20"/>
+        </w:rPr>
+        <w:t xml:space="preserve"> Water claims from before Nevada's permit system that have never been formally confirmed; "staff for old claims" means hiring people to settle them.</w:t>
+      </w:r>
+    </w:p>
+    <w:p>
+      <w:pPr>
+        <w:widowControl/>
+        <w:spacing w:before="0" w:after="60" w:lineRule="auto" w:line="252"/>
+        <w:ind w:left="200"/>
+      </w:pPr>
+      <w:r>
+        <w:rPr>
+          <w:rFonts w:ascii="Arial" w:hAnsi="Arial" w:cs="Arial" w:eastAsia="Arial"/>
+          <w:b w:val="0"/>
+          <w:color w:val="C0392B"/>
+          <w:sz w:val="20"/>
+        </w:rPr>
+        <w:t xml:space="preserve">▪  </w:t>
+      </w:r>
+      <w:r>
+        <w:rPr>
+          <w:rFonts w:ascii="Arial" w:hAnsi="Arial" w:cs="Arial" w:eastAsia="Arial"/>
+          <w:b/>
+          <w:color w:val="1A2D4F"/>
+          <w:sz w:val="20"/>
+        </w:rPr>
+        <w:t>Post-2026 operating guidelines:</w:t>
+      </w:r>
+      <w:r>
+        <w:rPr>
+          <w:rFonts w:ascii="Arial" w:hAnsi="Arial" w:cs="Arial" w:eastAsia="Arial"/>
+          <w:b w:val="0"/>
+          <w:color w:val="444444"/>
+          <w:sz w:val="20"/>
+        </w:rPr>
+        <w:t xml:space="preserve"> The next set of federal rules for managing the Colorado River, under negotiation now to replace rules that expire in 2026.</w:t>
+      </w:r>
+    </w:p>
+    <w:p>
+      <w:pPr>
+        <w:widowControl/>
+        <w:spacing w:before="0" w:after="60" w:lineRule="auto" w:line="252"/>
+        <w:ind w:left="200"/>
+      </w:pPr>
+      <w:r>
+        <w:rPr>
+          <w:rFonts w:ascii="Arial" w:hAnsi="Arial" w:cs="Arial" w:eastAsia="Arial"/>
+          <w:b w:val="0"/>
+          <w:color w:val="C0392B"/>
+          <w:sz w:val="20"/>
+        </w:rPr>
+        <w:t xml:space="preserve">▪  </w:t>
+      </w:r>
+      <w:r>
+        <w:rPr>
+          <w:rFonts w:ascii="Arial" w:hAnsi="Arial" w:cs="Arial" w:eastAsia="Arial"/>
+          <w:b/>
+          <w:color w:val="1A2D4F"/>
+          <w:sz w:val="20"/>
+        </w:rPr>
+        <w:t>Public-benefit metrics:</w:t>
+      </w:r>
+      <w:r>
+        <w:rPr>
+          <w:rFonts w:ascii="Arial" w:hAnsi="Arial" w:cs="Arial" w:eastAsia="Arial"/>
+          <w:b w:val="0"/>
+          <w:color w:val="444444"/>
+          <w:sz w:val="20"/>
+        </w:rPr>
+        <w:t xml:space="preserve"> Measurable commitments — jobs, water savings — that a company would have to hit before receiving an incentive.</w:t>
+      </w:r>
+    </w:p>
+    <w:p>
+      <w:pPr>
+        <w:widowControl/>
+        <w:spacing w:before="0" w:after="60" w:lineRule="auto" w:line="252"/>
+        <w:ind w:left="200"/>
+      </w:pPr>
+      <w:r>
+        <w:rPr>
+          <w:rFonts w:ascii="Arial" w:hAnsi="Arial" w:cs="Arial" w:eastAsia="Arial"/>
+          <w:b w:val="0"/>
+          <w:color w:val="C0392B"/>
+          <w:sz w:val="20"/>
+        </w:rPr>
+        <w:t xml:space="preserve">▪  </w:t>
+      </w:r>
+      <w:r>
+        <w:rPr>
+          <w:rFonts w:ascii="Arial" w:hAnsi="Arial" w:cs="Arial" w:eastAsia="Arial"/>
+          <w:b/>
+          <w:color w:val="1A2D4F"/>
+          <w:sz w:val="20"/>
+        </w:rPr>
+        <w:t>Refrigerants:</w:t>
+      </w:r>
+      <w:r>
+        <w:rPr>
+          <w:rFonts w:ascii="Arial" w:hAnsi="Arial" w:cs="Arial" w:eastAsia="Arial"/>
+          <w:b w:val="0"/>
+          <w:color w:val="444444"/>
+          <w:sz w:val="20"/>
+        </w:rPr>
+        <w:t xml:space="preserve"> The chemicals inside non-evaporative cooling equipment — the water-free alternative.</w:t>
+      </w:r>
+    </w:p>
+    <w:p>
+      <w:pPr>
+        <w:widowControl/>
+        <w:spacing w:before="0" w:after="60" w:lineRule="auto" w:line="252"/>
+        <w:ind w:left="200"/>
+      </w:pPr>
+      <w:r>
+        <w:rPr>
+          <w:rFonts w:ascii="Arial" w:hAnsi="Arial" w:cs="Arial" w:eastAsia="Arial"/>
+          <w:b w:val="0"/>
+          <w:color w:val="C0392B"/>
+          <w:sz w:val="20"/>
+        </w:rPr>
+        <w:t xml:space="preserve">▪  </w:t>
+      </w:r>
+      <w:r>
+        <w:rPr>
+          <w:rFonts w:ascii="Arial" w:hAnsi="Arial" w:cs="Arial" w:eastAsia="Arial"/>
+          <w:b/>
+          <w:color w:val="1A2D4F"/>
+          <w:sz w:val="20"/>
+        </w:rPr>
+        <w:t>Shut-off protections:</w:t>
+      </w:r>
+      <w:r>
+        <w:rPr>
+          <w:rFonts w:ascii="Arial" w:hAnsi="Arial" w:cs="Arial" w:eastAsia="Arial"/>
+          <w:b w:val="0"/>
+          <w:color w:val="444444"/>
+          <w:sz w:val="20"/>
+        </w:rPr>
+        <w:t xml:space="preserve"> Limits on when a utility may disconnect a customer's water service.</w:t>
+      </w:r>
+    </w:p>
+    <w:p>
+      <w:pPr>
+        <w:widowControl/>
+        <w:spacing w:before="0" w:after="60" w:lineRule="auto" w:line="252"/>
+        <w:ind w:left="200"/>
+      </w:pPr>
+      <w:r>
+        <w:rPr>
+          <w:rFonts w:ascii="Arial" w:hAnsi="Arial" w:cs="Arial" w:eastAsia="Arial"/>
+          <w:b w:val="0"/>
+          <w:color w:val="C0392B"/>
+          <w:sz w:val="20"/>
+        </w:rPr>
+        <w:t xml:space="preserve">▪  </w:t>
+      </w:r>
+      <w:r>
+        <w:rPr>
+          <w:rFonts w:ascii="Arial" w:hAnsi="Arial" w:cs="Arial" w:eastAsia="Arial"/>
+          <w:b/>
+          <w:color w:val="1A2D4F"/>
+          <w:sz w:val="20"/>
+        </w:rPr>
+        <w:t>State Engineer:</w:t>
+      </w:r>
+      <w:r>
+        <w:rPr>
+          <w:rFonts w:ascii="Arial" w:hAnsi="Arial" w:cs="Arial" w:eastAsia="Arial"/>
+          <w:b w:val="0"/>
+          <w:color w:val="444444"/>
+          <w:sz w:val="20"/>
+        </w:rPr>
+        <w:t xml:space="preserve"> Nevada's chief water regulator, who decides water-right applications and manages basins; head of the Division of Water Resources.</w:t>
+      </w:r>
+    </w:p>
+    <w:p>
+      <w:pPr>
+        <w:widowControl/>
+        <w:spacing w:before="0" w:after="60" w:lineRule="auto" w:line="252"/>
+        <w:ind w:left="200"/>
+      </w:pPr>
+      <w:r>
+        <w:rPr>
+          <w:rFonts w:ascii="Arial" w:hAnsi="Arial" w:cs="Arial" w:eastAsia="Arial"/>
+          <w:b w:val="0"/>
+          <w:color w:val="C0392B"/>
+          <w:sz w:val="20"/>
+        </w:rPr>
+        <w:t xml:space="preserve">▪  </w:t>
+      </w:r>
+      <w:r>
+        <w:rPr>
+          <w:rFonts w:ascii="Arial" w:hAnsi="Arial" w:cs="Arial" w:eastAsia="Arial"/>
+          <w:b/>
+          <w:color w:val="1A2D4F"/>
+          <w:sz w:val="20"/>
+        </w:rPr>
+        <w:t>Tax abatement:</w:t>
+      </w:r>
+      <w:r>
+        <w:rPr>
+          <w:rFonts w:ascii="Arial" w:hAnsi="Arial" w:cs="Arial" w:eastAsia="Arial"/>
+          <w:b w:val="0"/>
+          <w:color w:val="444444"/>
+          <w:sz w:val="20"/>
+        </w:rPr>
+        <w:t xml:space="preserve"> A discount on a company's future taxes, granted up front to recruit it to Nevada. "Conditions on abatements" means attaching requirements before the discount is given.</w:t>
+      </w:r>
+    </w:p>
+    <w:p>
+      <w:pPr>
+        <w:widowControl/>
+        <w:spacing w:before="0" w:after="60" w:lineRule="auto" w:line="252"/>
+        <w:ind w:left="200"/>
+      </w:pPr>
+      <w:r>
+        <w:rPr>
+          <w:rFonts w:ascii="Arial" w:hAnsi="Arial" w:cs="Arial" w:eastAsia="Arial"/>
+          <w:b w:val="0"/>
+          <w:color w:val="C0392B"/>
+          <w:sz w:val="20"/>
+        </w:rPr>
+        <w:t xml:space="preserve">▪  </w:t>
+      </w:r>
+      <w:r>
+        <w:rPr>
+          <w:rFonts w:ascii="Arial" w:hAnsi="Arial" w:cs="Arial" w:eastAsia="Arial"/>
+          <w:b/>
+          <w:color w:val="1A2D4F"/>
+          <w:sz w:val="20"/>
+        </w:rPr>
+        <w:t>Water authority:</w:t>
+      </w:r>
+      <w:r>
+        <w:rPr>
+          <w:rFonts w:ascii="Arial" w:hAnsi="Arial" w:cs="Arial" w:eastAsia="Arial"/>
+          <w:b w:val="0"/>
+          <w:color w:val="444444"/>
+          <w:sz w:val="20"/>
+        </w:rPr>
+        <w:t xml:space="preserve"> A regional agency, such as the Southern Nevada Water Authority, that manages supply for its area. Its rules are not state law.</w:t>
+      </w:r>
+    </w:p>
+    <w:p>
+      <w:pPr>
+        <w:widowControl/>
+        <w:spacing w:before="0" w:after="60" w:lineRule="auto" w:line="252"/>
+        <w:ind w:left="200"/>
+      </w:pPr>
+      <w:r>
+        <w:rPr>
+          <w:rFonts w:ascii="Arial" w:hAnsi="Arial" w:cs="Arial" w:eastAsia="Arial"/>
+          <w:b w:val="0"/>
+          <w:color w:val="C0392B"/>
+          <w:sz w:val="20"/>
+        </w:rPr>
+        <w:t xml:space="preserve">▪  </w:t>
+      </w:r>
+      <w:r>
+        <w:rPr>
+          <w:rFonts w:ascii="Arial" w:hAnsi="Arial" w:cs="Arial" w:eastAsia="Arial"/>
+          <w:b/>
+          <w:color w:val="1A2D4F"/>
+          <w:sz w:val="20"/>
+        </w:rPr>
+        <w:t>Water-loss audit:</w:t>
+      </w:r>
+      <w:r>
+        <w:rPr>
+          <w:rFonts w:ascii="Arial" w:hAnsi="Arial" w:cs="Arial" w:eastAsia="Arial"/>
+          <w:b w:val="0"/>
+          <w:color w:val="444444"/>
+          <w:sz w:val="20"/>
+        </w:rPr>
+        <w:t xml:space="preserve"> A utility's accounting of water lost to leaks or never billed.</w:t>
+      </w:r>
+    </w:p>
+    <w:p>
+      <w:pPr>
+        <w:widowControl/>
+        <w:spacing w:before="0" w:after="60" w:lineRule="auto" w:line="252"/>
+        <w:ind w:left="200"/>
+      </w:pPr>
+      <w:r>
+        <w:rPr>
+          <w:rFonts w:ascii="Arial" w:hAnsi="Arial" w:cs="Arial" w:eastAsia="Arial"/>
+          <w:b w:val="0"/>
+          <w:color w:val="C0392B"/>
+          <w:sz w:val="20"/>
+        </w:rPr>
+        <w:t xml:space="preserve">▪  </w:t>
+      </w:r>
+      <w:r>
+        <w:rPr>
+          <w:rFonts w:ascii="Arial" w:hAnsi="Arial" w:cs="Arial" w:eastAsia="Arial"/>
+          <w:b/>
+          <w:color w:val="1A2D4F"/>
+          <w:sz w:val="20"/>
+        </w:rPr>
+        <w:t>Water right:</w:t>
+      </w:r>
+      <w:r>
+        <w:rPr>
+          <w:rFonts w:ascii="Arial" w:hAnsi="Arial" w:cs="Arial" w:eastAsia="Arial"/>
+          <w:b w:val="0"/>
+          <w:color w:val="444444"/>
+          <w:sz w:val="20"/>
+        </w:rPr>
+        <w:t xml:space="preserve"> A legal entitlement to take a set amount of water from a set source. Nevada's water is fully spoken for in many places, so rights are bought, sold, dedicated, and retired like property.</w:t>
+      </w:r>
+    </w:p>
+    <w:p>
+      <w:pPr>
+        <w:widowControl/>
+        <w:spacing w:before="0" w:after="60" w:lineRule="auto" w:line="252"/>
+        <w:ind w:left="200"/>
+      </w:pPr>
+      <w:r>
+        <w:rPr>
+          <w:rFonts w:ascii="Arial" w:hAnsi="Arial" w:cs="Arial" w:eastAsia="Arial"/>
+          <w:b w:val="0"/>
+          <w:color w:val="C0392B"/>
+          <w:sz w:val="20"/>
+        </w:rPr>
+        <w:t xml:space="preserve">▪  </w:t>
+      </w:r>
+      <w:r>
+        <w:rPr>
+          <w:rFonts w:ascii="Arial" w:hAnsi="Arial" w:cs="Arial" w:eastAsia="Arial"/>
+          <w:b/>
+          <w:color w:val="1A2D4F"/>
+          <w:sz w:val="20"/>
+        </w:rPr>
+        <w:t>Water-right dedication:</w:t>
+      </w:r>
+      <w:r>
+        <w:rPr>
+          <w:rFonts w:ascii="Arial" w:hAnsi="Arial" w:cs="Arial" w:eastAsia="Arial"/>
+          <w:b w:val="0"/>
+          <w:color w:val="444444"/>
+          <w:sz w:val="20"/>
+        </w:rPr>
+        <w:t xml:space="preserve"> Handing water rights to a utility or authority as a condition of building — the "bring your own water" idea.</w:t>
       </w:r>
     </w:p>
     <w:p>
@@ -70,101 +1048,23 @@
           <w:sz w:val="25"/>
           <w:spacing w:val="20"/>
         </w:rPr>
-        <w:t>WATER AND GROWTH TERMS</w:t>
+        <w:t>LEGISLATIVE PROCESS GUIDE</w:t>
       </w:r>
     </w:p>
     <w:p>
       <w:pPr>
         <w:widowControl/>
-        <w:spacing w:before="0" w:after="40" w:lineRule="auto" w:line="247"/>
+        <w:spacing w:before="0" w:after="60" w:lineRule="auto" w:line="252"/>
+        <w:ind w:left="200"/>
       </w:pPr>
       <w:r>
         <w:rPr>
           <w:rFonts w:ascii="Arial" w:hAnsi="Arial" w:cs="Arial" w:eastAsia="Arial"/>
           <w:b w:val="0"/>
-          <w:i/>
-          <w:color w:val="666666"/>
+          <w:color w:val="C0392B"/>
           <w:sz w:val="20"/>
         </w:rPr>
-        <w:t>Subject terms used in the brief's proposal sections.</w:t>
-      </w:r>
-    </w:p>
-    <w:p>
-      <w:pPr>
-        <w:keepLines/>
-        <w:widowControl/>
-        <w:spacing w:before="0" w:after="56" w:lineRule="auto" w:line="247"/>
-        <w:jc w:val="both"/>
-      </w:pPr>
-      <w:r>
-        <w:rPr>
-          <w:rFonts w:ascii="Arial" w:hAnsi="Arial" w:cs="Arial" w:eastAsia="Arial"/>
-          <w:b/>
-          <w:color w:val="1A2D4F"/>
-          <w:sz w:val="20"/>
-        </w:rPr>
-        <w:t>Water right.</w:t>
-      </w:r>
-      <w:r>
-        <w:rPr>
-          <w:rFonts w:ascii="Arial" w:hAnsi="Arial" w:cs="Arial" w:eastAsia="Arial"/>
-          <w:b w:val="0"/>
-          <w:color w:val="444444"/>
-          <w:sz w:val="20"/>
-        </w:rPr>
-        <w:t xml:space="preserve"> A legal entitlement to take a set amount of water from a set source. Nevada's water is fully spoken for in many places, so rights are bought, sold, dedicated, and retired like property.</w:t>
-      </w:r>
-    </w:p>
-    <w:p>
-      <w:pPr>
-        <w:keepLines/>
-        <w:widowControl/>
-        <w:spacing w:before="0" w:after="56" w:lineRule="auto" w:line="247"/>
-        <w:jc w:val="both"/>
-      </w:pPr>
-      <w:r>
-        <w:rPr>
-          <w:rFonts w:ascii="Arial" w:hAnsi="Arial" w:cs="Arial" w:eastAsia="Arial"/>
-          <w:b/>
-          <w:color w:val="1A2D4F"/>
-          <w:sz w:val="20"/>
-        </w:rPr>
-        <w:t>Water-right dedication.</w:t>
-      </w:r>
-      <w:r>
-        <w:rPr>
-          <w:rFonts w:ascii="Arial" w:hAnsi="Arial" w:cs="Arial" w:eastAsia="Arial"/>
-          <w:b w:val="0"/>
-          <w:color w:val="444444"/>
-          <w:sz w:val="20"/>
-        </w:rPr>
-        <w:t xml:space="preserve"> Handing water rights to a utility or authority as a condition of building — the "bring your own water" idea.</w:t>
-      </w:r>
-    </w:p>
-    <w:p>
-      <w:pPr>
-        <w:keepLines/>
-        <w:widowControl/>
-        <w:spacing w:before="0" w:after="56" w:lineRule="auto" w:line="247"/>
-        <w:jc w:val="both"/>
-      </w:pPr>
-      <w:r>
-        <w:rPr>
-          <w:rFonts w:ascii="Arial" w:hAnsi="Arial" w:cs="Arial" w:eastAsia="Arial"/>
-          <w:b/>
-          <w:color w:val="1A2D4F"/>
-          <w:sz w:val="20"/>
-        </w:rPr>
-        <w:t>Groundwater basin.</w:t>
-      </w:r>
-      <w:r>
-        <w:rPr>
-          <w:rFonts w:ascii="Arial" w:hAnsi="Arial" w:cs="Arial" w:eastAsia="Arial"/>
-          <w:b w:val="0"/>
-          <w:color w:val="444444"/>
-          <w:sz w:val="20"/>
-        </w:rPr>
-        <w:t xml:space="preserve"> An underground water source managed as one unit. An </w:t>
+        <w:t xml:space="preserve">▪  </w:t>
       </w:r>
       <w:r>
         <w:rPr>
@@ -173,765 +1073,7 @@
           <w:color w:val="1A2D4F"/>
           <w:sz w:val="20"/>
         </w:rPr>
-        <w:t>over-appropriated basin</w:t>
-      </w:r>
-      <w:r>
-        <w:rPr>
-          <w:rFonts w:ascii="Arial" w:hAnsi="Arial" w:cs="Arial" w:eastAsia="Arial"/>
-          <w:b w:val="0"/>
-          <w:color w:val="444444"/>
-          <w:sz w:val="20"/>
-        </w:rPr>
-        <w:t xml:space="preserve"> has more rights on paper than real water; a </w:t>
-      </w:r>
-      <w:r>
-        <w:rPr>
-          <w:rFonts w:ascii="Arial" w:hAnsi="Arial" w:cs="Arial" w:eastAsia="Arial"/>
-          <w:b/>
-          <w:color w:val="1A2D4F"/>
-          <w:sz w:val="20"/>
-        </w:rPr>
-        <w:t>critical management area</w:t>
-      </w:r>
-      <w:r>
-        <w:rPr>
-          <w:rFonts w:ascii="Arial" w:hAnsi="Arial" w:cs="Arial" w:eastAsia="Arial"/>
-          <w:b w:val="0"/>
-          <w:color w:val="444444"/>
-          <w:sz w:val="20"/>
-        </w:rPr>
-        <w:t xml:space="preserve"> is a severely over-pumped basin under stronger state controls.</w:t>
-      </w:r>
-    </w:p>
-    <w:p>
-      <w:pPr>
-        <w:keepLines/>
-        <w:widowControl/>
-        <w:spacing w:before="0" w:after="56" w:lineRule="auto" w:line="247"/>
-        <w:jc w:val="both"/>
-      </w:pPr>
-      <w:r>
-        <w:rPr>
-          <w:rFonts w:ascii="Arial" w:hAnsi="Arial" w:cs="Arial" w:eastAsia="Arial"/>
-          <w:b/>
-          <w:color w:val="1A2D4F"/>
-          <w:sz w:val="20"/>
-        </w:rPr>
-        <w:t>Buy-and-retire.</w:t>
-      </w:r>
-      <w:r>
-        <w:rPr>
-          <w:rFonts w:ascii="Arial" w:hAnsi="Arial" w:cs="Arial" w:eastAsia="Arial"/>
-          <w:b w:val="0"/>
-          <w:color w:val="444444"/>
-          <w:sz w:val="20"/>
-        </w:rPr>
-        <w:t xml:space="preserve"> The state buying water rights and permanently canceling them so the water stays in the ground.</w:t>
-      </w:r>
-    </w:p>
-    <w:p>
-      <w:pPr>
-        <w:keepLines/>
-        <w:widowControl/>
-        <w:spacing w:before="0" w:after="56" w:lineRule="auto" w:line="247"/>
-        <w:jc w:val="both"/>
-      </w:pPr>
-      <w:r>
-        <w:rPr>
-          <w:rFonts w:ascii="Arial" w:hAnsi="Arial" w:cs="Arial" w:eastAsia="Arial"/>
-          <w:b/>
-          <w:color w:val="1A2D4F"/>
-          <w:sz w:val="20"/>
-        </w:rPr>
-        <w:t>Basin water budget.</w:t>
-      </w:r>
-      <w:r>
-        <w:rPr>
-          <w:rFonts w:ascii="Arial" w:hAnsi="Arial" w:cs="Arial" w:eastAsia="Arial"/>
-          <w:b w:val="0"/>
-          <w:color w:val="444444"/>
-          <w:sz w:val="20"/>
-        </w:rPr>
-        <w:t xml:space="preserve"> An accounting of how much water enters a basin versus how much is pumped out.</w:t>
-      </w:r>
-    </w:p>
-    <w:p>
-      <w:pPr>
-        <w:keepLines/>
-        <w:widowControl/>
-        <w:spacing w:before="0" w:after="56" w:lineRule="auto" w:line="247"/>
-        <w:jc w:val="both"/>
-      </w:pPr>
-      <w:r>
-        <w:rPr>
-          <w:rFonts w:ascii="Arial" w:hAnsi="Arial" w:cs="Arial" w:eastAsia="Arial"/>
-          <w:b/>
-          <w:color w:val="1A2D4F"/>
-          <w:sz w:val="20"/>
-        </w:rPr>
-        <w:t>Old claims.</w:t>
-      </w:r>
-      <w:r>
-        <w:rPr>
-          <w:rFonts w:ascii="Arial" w:hAnsi="Arial" w:cs="Arial" w:eastAsia="Arial"/>
-          <w:b w:val="0"/>
-          <w:color w:val="444444"/>
-          <w:sz w:val="20"/>
-        </w:rPr>
-        <w:t xml:space="preserve"> Water claims from before Nevada's permit system that have never been formally confirmed; "staff for old claims" means hiring people to settle them.</w:t>
-      </w:r>
-    </w:p>
-    <w:p>
-      <w:pPr>
-        <w:keepLines/>
-        <w:widowControl/>
-        <w:spacing w:before="0" w:after="56" w:lineRule="auto" w:line="247"/>
-        <w:jc w:val="both"/>
-      </w:pPr>
-      <w:r>
-        <w:rPr>
-          <w:rFonts w:ascii="Arial" w:hAnsi="Arial" w:cs="Arial" w:eastAsia="Arial"/>
-          <w:b/>
-          <w:color w:val="1A2D4F"/>
-          <w:sz w:val="20"/>
-        </w:rPr>
-        <w:t>Conjunctive management.</w:t>
-      </w:r>
-      <w:r>
-        <w:rPr>
-          <w:rFonts w:ascii="Arial" w:hAnsi="Arial" w:cs="Arial" w:eastAsia="Arial"/>
-          <w:b w:val="0"/>
-          <w:color w:val="444444"/>
-          <w:sz w:val="20"/>
-        </w:rPr>
-        <w:t xml:space="preserve"> Managing rivers, streams, and groundwater as one connected supply instead of separate systems.</w:t>
-      </w:r>
-    </w:p>
-    <w:p>
-      <w:pPr>
-        <w:keepLines/>
-        <w:widowControl/>
-        <w:spacing w:before="0" w:after="56" w:lineRule="auto" w:line="247"/>
-        <w:jc w:val="both"/>
-      </w:pPr>
-      <w:r>
-        <w:rPr>
-          <w:rFonts w:ascii="Arial" w:hAnsi="Arial" w:cs="Arial" w:eastAsia="Arial"/>
-          <w:b/>
-          <w:color w:val="1A2D4F"/>
-          <w:sz w:val="20"/>
-        </w:rPr>
-        <w:t>Domestic well.</w:t>
-      </w:r>
-      <w:r>
-        <w:rPr>
-          <w:rFonts w:ascii="Arial" w:hAnsi="Arial" w:cs="Arial" w:eastAsia="Arial"/>
-          <w:b w:val="0"/>
-          <w:color w:val="444444"/>
-          <w:sz w:val="20"/>
-        </w:rPr>
-        <w:t xml:space="preserve"> A private well serving a single home. In stressed basins, domestic wells must be metered to keep pumping.</w:t>
-      </w:r>
-    </w:p>
-    <w:p>
-      <w:pPr>
-        <w:keepLines/>
-        <w:widowControl/>
-        <w:spacing w:before="0" w:after="56" w:lineRule="auto" w:line="247"/>
-        <w:jc w:val="both"/>
-      </w:pPr>
-      <w:r>
-        <w:rPr>
-          <w:rFonts w:ascii="Arial" w:hAnsi="Arial" w:cs="Arial" w:eastAsia="Arial"/>
-          <w:b/>
-          <w:color w:val="1A2D4F"/>
-          <w:sz w:val="20"/>
-        </w:rPr>
-        <w:t>Metering / retail metering.</w:t>
-      </w:r>
-      <w:r>
-        <w:rPr>
-          <w:rFonts w:ascii="Arial" w:hAnsi="Arial" w:cs="Arial" w:eastAsia="Arial"/>
-          <w:b w:val="0"/>
-          <w:color w:val="444444"/>
-          <w:sz w:val="20"/>
-        </w:rPr>
-        <w:t xml:space="preserve"> Measuring each customer's actual water use. Without retail meters, homes and businesses pay flat rates no matter how much they use.</w:t>
-      </w:r>
-    </w:p>
-    <w:p>
-      <w:pPr>
-        <w:keepLines/>
-        <w:widowControl/>
-        <w:spacing w:before="0" w:after="56" w:lineRule="auto" w:line="247"/>
-        <w:jc w:val="both"/>
-      </w:pPr>
-      <w:r>
-        <w:rPr>
-          <w:rFonts w:ascii="Arial" w:hAnsi="Arial" w:cs="Arial" w:eastAsia="Arial"/>
-          <w:b/>
-          <w:color w:val="1A2D4F"/>
-          <w:sz w:val="20"/>
-        </w:rPr>
-        <w:t>Water-loss audit.</w:t>
-      </w:r>
-      <w:r>
-        <w:rPr>
-          <w:rFonts w:ascii="Arial" w:hAnsi="Arial" w:cs="Arial" w:eastAsia="Arial"/>
-          <w:b w:val="0"/>
-          <w:color w:val="444444"/>
-          <w:sz w:val="20"/>
-        </w:rPr>
-        <w:t xml:space="preserve"> A utility's accounting of water lost to leaks or never billed.</w:t>
-      </w:r>
-    </w:p>
-    <w:p>
-      <w:pPr>
-        <w:keepLines/>
-        <w:widowControl/>
-        <w:spacing w:before="0" w:after="56" w:lineRule="auto" w:line="247"/>
-        <w:jc w:val="both"/>
-      </w:pPr>
-      <w:r>
-        <w:rPr>
-          <w:rFonts w:ascii="Arial" w:hAnsi="Arial" w:cs="Arial" w:eastAsia="Arial"/>
-          <w:b/>
-          <w:color w:val="1A2D4F"/>
-          <w:sz w:val="20"/>
-        </w:rPr>
-        <w:t>State Engineer.</w:t>
-      </w:r>
-      <w:r>
-        <w:rPr>
-          <w:rFonts w:ascii="Arial" w:hAnsi="Arial" w:cs="Arial" w:eastAsia="Arial"/>
-          <w:b w:val="0"/>
-          <w:color w:val="444444"/>
-          <w:sz w:val="20"/>
-        </w:rPr>
-        <w:t xml:space="preserve"> Nevada's chief water regulator, who decides water-right applications and manages basins; head of the Division of Water Resources.</w:t>
-      </w:r>
-    </w:p>
-    <w:p>
-      <w:pPr>
-        <w:keepLines/>
-        <w:widowControl/>
-        <w:spacing w:before="0" w:after="56" w:lineRule="auto" w:line="247"/>
-        <w:jc w:val="both"/>
-      </w:pPr>
-      <w:r>
-        <w:rPr>
-          <w:rFonts w:ascii="Arial" w:hAnsi="Arial" w:cs="Arial" w:eastAsia="Arial"/>
-          <w:b/>
-          <w:color w:val="1A2D4F"/>
-          <w:sz w:val="20"/>
-        </w:rPr>
-        <w:t>Water authority.</w:t>
-      </w:r>
-      <w:r>
-        <w:rPr>
-          <w:rFonts w:ascii="Arial" w:hAnsi="Arial" w:cs="Arial" w:eastAsia="Arial"/>
-          <w:b w:val="0"/>
-          <w:color w:val="444444"/>
-          <w:sz w:val="20"/>
-        </w:rPr>
-        <w:t xml:space="preserve"> A regional agency, such as the Southern Nevada Water Authority, that manages supply for its area. Its rules are not state law.</w:t>
-      </w:r>
-    </w:p>
-    <w:p>
-      <w:pPr>
-        <w:keepLines/>
-        <w:widowControl/>
-        <w:spacing w:before="0" w:after="56" w:lineRule="auto" w:line="247"/>
-        <w:jc w:val="both"/>
-      </w:pPr>
-      <w:r>
-        <w:rPr>
-          <w:rFonts w:ascii="Arial" w:hAnsi="Arial" w:cs="Arial" w:eastAsia="Arial"/>
-          <w:b/>
-          <w:color w:val="1A2D4F"/>
-          <w:sz w:val="20"/>
-        </w:rPr>
-        <w:t>Moratorium.</w:t>
-      </w:r>
-      <w:r>
-        <w:rPr>
-          <w:rFonts w:ascii="Arial" w:hAnsi="Arial" w:cs="Arial" w:eastAsia="Arial"/>
-          <w:b w:val="0"/>
-          <w:color w:val="444444"/>
-          <w:sz w:val="20"/>
-        </w:rPr>
-        <w:t xml:space="preserve"> A temporary ban — such as the local ban on new evaporative-cooling systems.</w:t>
-      </w:r>
-    </w:p>
-    <w:p>
-      <w:pPr>
-        <w:keepLines/>
-        <w:widowControl/>
-        <w:spacing w:before="0" w:after="56" w:lineRule="auto" w:line="247"/>
-        <w:jc w:val="both"/>
-      </w:pPr>
-      <w:r>
-        <w:rPr>
-          <w:rFonts w:ascii="Arial" w:hAnsi="Arial" w:cs="Arial" w:eastAsia="Arial"/>
-          <w:b/>
-          <w:color w:val="1A2D4F"/>
-          <w:sz w:val="20"/>
-        </w:rPr>
-        <w:t>Evaporative cooling / water-cooled towers.</w:t>
-      </w:r>
-      <w:r>
-        <w:rPr>
-          <w:rFonts w:ascii="Arial" w:hAnsi="Arial" w:cs="Arial" w:eastAsia="Arial"/>
-          <w:b w:val="0"/>
-          <w:color w:val="444444"/>
-          <w:sz w:val="20"/>
-        </w:rPr>
-        <w:t xml:space="preserve"> Cooling equipment that works by evaporating large volumes of water — the standard technology for big buildings and data centers in dry climates.</w:t>
-      </w:r>
-    </w:p>
-    <w:p>
-      <w:pPr>
-        <w:keepLines/>
-        <w:widowControl/>
-        <w:spacing w:before="0" w:after="56" w:lineRule="auto" w:line="247"/>
-        <w:jc w:val="both"/>
-      </w:pPr>
-      <w:r>
-        <w:rPr>
-          <w:rFonts w:ascii="Arial" w:hAnsi="Arial" w:cs="Arial" w:eastAsia="Arial"/>
-          <w:b/>
-          <w:color w:val="1A2D4F"/>
-          <w:sz w:val="20"/>
-        </w:rPr>
-        <w:t>Refrigerants.</w:t>
-      </w:r>
-      <w:r>
-        <w:rPr>
-          <w:rFonts w:ascii="Arial" w:hAnsi="Arial" w:cs="Arial" w:eastAsia="Arial"/>
-          <w:b w:val="0"/>
-          <w:color w:val="444444"/>
-          <w:sz w:val="20"/>
-        </w:rPr>
-        <w:t xml:space="preserve"> The chemicals inside non-evaporative cooling equipment — the water-free alternative.</w:t>
-      </w:r>
-    </w:p>
-    <w:p>
-      <w:pPr>
-        <w:keepLines/>
-        <w:widowControl/>
-        <w:spacing w:before="0" w:after="56" w:lineRule="auto" w:line="247"/>
-        <w:jc w:val="both"/>
-      </w:pPr>
-      <w:r>
-        <w:rPr>
-          <w:rFonts w:ascii="Arial" w:hAnsi="Arial" w:cs="Arial" w:eastAsia="Arial"/>
-          <w:b/>
-          <w:color w:val="1A2D4F"/>
-          <w:sz w:val="20"/>
-        </w:rPr>
-        <w:t>Data center.</w:t>
-      </w:r>
-      <w:r>
-        <w:rPr>
-          <w:rFonts w:ascii="Arial" w:hAnsi="Arial" w:cs="Arial" w:eastAsia="Arial"/>
-          <w:b w:val="0"/>
-          <w:color w:val="444444"/>
-          <w:sz w:val="20"/>
-        </w:rPr>
-        <w:t xml:space="preserve"> A warehouse of computer servers, among the largest water and power users a county can attract.</w:t>
-      </w:r>
-    </w:p>
-    <w:p>
-      <w:pPr>
-        <w:keepLines/>
-        <w:widowControl/>
-        <w:spacing w:before="0" w:after="56" w:lineRule="auto" w:line="247"/>
-        <w:jc w:val="both"/>
-      </w:pPr>
-      <w:r>
-        <w:rPr>
-          <w:rFonts w:ascii="Arial" w:hAnsi="Arial" w:cs="Arial" w:eastAsia="Arial"/>
-          <w:b/>
-          <w:color w:val="1A2D4F"/>
-          <w:sz w:val="20"/>
-        </w:rPr>
-        <w:t>Tax abatement.</w:t>
-      </w:r>
-      <w:r>
-        <w:rPr>
-          <w:rFonts w:ascii="Arial" w:hAnsi="Arial" w:cs="Arial" w:eastAsia="Arial"/>
-          <w:b w:val="0"/>
-          <w:color w:val="444444"/>
-          <w:sz w:val="20"/>
-        </w:rPr>
-        <w:t xml:space="preserve"> A discount on a company's future taxes, granted up front to recruit it to Nevada. "Conditions on abatements" means attaching requirements before the discount is given.</w:t>
-      </w:r>
-    </w:p>
-    <w:p>
-      <w:pPr>
-        <w:keepLines/>
-        <w:widowControl/>
-        <w:spacing w:before="0" w:after="56" w:lineRule="auto" w:line="247"/>
-        <w:jc w:val="both"/>
-      </w:pPr>
-      <w:r>
-        <w:rPr>
-          <w:rFonts w:ascii="Arial" w:hAnsi="Arial" w:cs="Arial" w:eastAsia="Arial"/>
-          <w:b/>
-          <w:color w:val="1A2D4F"/>
-          <w:sz w:val="20"/>
-        </w:rPr>
-        <w:t>Cloud seeding.</w:t>
-      </w:r>
-      <w:r>
-        <w:rPr>
-          <w:rFonts w:ascii="Arial" w:hAnsi="Arial" w:cs="Arial" w:eastAsia="Arial"/>
-          <w:b w:val="0"/>
-          <w:color w:val="444444"/>
-          <w:sz w:val="20"/>
-        </w:rPr>
-        <w:t xml:space="preserve"> Releasing tiny particles into clouds to coax more snow or rain from storms.</w:t>
-      </w:r>
-    </w:p>
-    <w:p>
-      <w:pPr>
-        <w:keepLines/>
-        <w:widowControl/>
-        <w:spacing w:before="0" w:after="56" w:lineRule="auto" w:line="247"/>
-        <w:jc w:val="both"/>
-      </w:pPr>
-      <w:r>
-        <w:rPr>
-          <w:rFonts w:ascii="Arial" w:hAnsi="Arial" w:cs="Arial" w:eastAsia="Arial"/>
-          <w:b/>
-          <w:color w:val="1A2D4F"/>
-          <w:sz w:val="20"/>
-        </w:rPr>
-        <w:t>Decorative Colorado River grass.</w:t>
-      </w:r>
-      <w:r>
-        <w:rPr>
-          <w:rFonts w:ascii="Arial" w:hAnsi="Arial" w:cs="Arial" w:eastAsia="Arial"/>
-          <w:b w:val="0"/>
-          <w:color w:val="444444"/>
-          <w:sz w:val="20"/>
-        </w:rPr>
-        <w:t xml:space="preserve"> Ornamental turf no one walks on, irrigated with Colorado River water; banned in southern Nevada in 2021.</w:t>
-      </w:r>
-    </w:p>
-    <w:p>
-      <w:pPr>
-        <w:keepLines/>
-        <w:widowControl/>
-        <w:spacing w:before="0" w:after="56" w:lineRule="auto" w:line="247"/>
-        <w:jc w:val="both"/>
-      </w:pPr>
-      <w:r>
-        <w:rPr>
-          <w:rFonts w:ascii="Arial" w:hAnsi="Arial" w:cs="Arial" w:eastAsia="Arial"/>
-          <w:b/>
-          <w:color w:val="1A2D4F"/>
-          <w:sz w:val="20"/>
-        </w:rPr>
-        <w:t>Master plan.</w:t>
-      </w:r>
-      <w:r>
-        <w:rPr>
-          <w:rFonts w:ascii="Arial" w:hAnsi="Arial" w:cs="Arial" w:eastAsia="Arial"/>
-          <w:b w:val="0"/>
-          <w:color w:val="444444"/>
-          <w:sz w:val="20"/>
-        </w:rPr>
-        <w:t xml:space="preserve"> A local government's long-range blueprint for growth.</w:t>
-      </w:r>
-    </w:p>
-    <w:p>
-      <w:pPr>
-        <w:keepLines/>
-        <w:widowControl/>
-        <w:spacing w:before="0" w:after="56" w:lineRule="auto" w:line="247"/>
-        <w:jc w:val="both"/>
-      </w:pPr>
-      <w:r>
-        <w:rPr>
-          <w:rFonts w:ascii="Arial" w:hAnsi="Arial" w:cs="Arial" w:eastAsia="Arial"/>
-          <w:b/>
-          <w:color w:val="1A2D4F"/>
-          <w:sz w:val="20"/>
-        </w:rPr>
-        <w:t>Drought reserve.</w:t>
-      </w:r>
-      <w:r>
-        <w:rPr>
-          <w:rFonts w:ascii="Arial" w:hAnsi="Arial" w:cs="Arial" w:eastAsia="Arial"/>
-          <w:b w:val="0"/>
-          <w:color w:val="444444"/>
-          <w:sz w:val="20"/>
-        </w:rPr>
-        <w:t xml:space="preserve"> Extra water rights a developer must dedicate beyond a project's needs — 11 percent in the Truckee Meadows (the Reno–Sparks area).</w:t>
-      </w:r>
-    </w:p>
-    <w:p>
-      <w:pPr>
-        <w:keepLines/>
-        <w:widowControl/>
-        <w:spacing w:before="0" w:after="56" w:lineRule="auto" w:line="247"/>
-        <w:jc w:val="both"/>
-      </w:pPr>
-      <w:r>
-        <w:rPr>
-          <w:rFonts w:ascii="Arial" w:hAnsi="Arial" w:cs="Arial" w:eastAsia="Arial"/>
-          <w:b/>
-          <w:color w:val="1A2D4F"/>
-          <w:sz w:val="20"/>
-        </w:rPr>
-        <w:t>Public-benefit metrics.</w:t>
-      </w:r>
-      <w:r>
-        <w:rPr>
-          <w:rFonts w:ascii="Arial" w:hAnsi="Arial" w:cs="Arial" w:eastAsia="Arial"/>
-          <w:b w:val="0"/>
-          <w:color w:val="444444"/>
-          <w:sz w:val="20"/>
-        </w:rPr>
-        <w:t xml:space="preserve"> Measurable commitments — jobs, water savings — that a company would have to hit before receiving an incentive.</w:t>
-      </w:r>
-    </w:p>
-    <w:p>
-      <w:pPr>
-        <w:keepLines/>
-        <w:widowControl/>
-        <w:spacing w:before="0" w:after="56" w:lineRule="auto" w:line="247"/>
-        <w:jc w:val="both"/>
-      </w:pPr>
-      <w:r>
-        <w:rPr>
-          <w:rFonts w:ascii="Arial" w:hAnsi="Arial" w:cs="Arial" w:eastAsia="Arial"/>
-          <w:b/>
-          <w:color w:val="1A2D4F"/>
-          <w:sz w:val="20"/>
-        </w:rPr>
-        <w:t>Economic Forum.</w:t>
-      </w:r>
-      <w:r>
-        <w:rPr>
-          <w:rFonts w:ascii="Arial" w:hAnsi="Arial" w:cs="Arial" w:eastAsia="Arial"/>
-          <w:b w:val="0"/>
-          <w:color w:val="444444"/>
-          <w:sz w:val="20"/>
-        </w:rPr>
-        <w:t xml:space="preserve"> Nevada's official five-member panel of private-sector experts whose revenue forecast the state budget must use; the brief's model for a proposed expert water body.</w:t>
-      </w:r>
-    </w:p>
-    <w:p>
-      <w:pPr>
-        <w:keepLines/>
-        <w:widowControl/>
-        <w:spacing w:before="0" w:after="56" w:lineRule="auto" w:line="247"/>
-        <w:jc w:val="both"/>
-      </w:pPr>
-      <w:r>
-        <w:rPr>
-          <w:rFonts w:ascii="Arial" w:hAnsi="Arial" w:cs="Arial" w:eastAsia="Arial"/>
-          <w:b/>
-          <w:color w:val="1A2D4F"/>
-          <w:sz w:val="20"/>
-        </w:rPr>
-        <w:t>Shut-off protections.</w:t>
-      </w:r>
-      <w:r>
-        <w:rPr>
-          <w:rFonts w:ascii="Arial" w:hAnsi="Arial" w:cs="Arial" w:eastAsia="Arial"/>
-          <w:b w:val="0"/>
-          <w:color w:val="444444"/>
-          <w:sz w:val="20"/>
-        </w:rPr>
-        <w:t xml:space="preserve"> Limits on when a utility may disconnect a customer's water service.</w:t>
-      </w:r>
-    </w:p>
-    <w:p>
-      <w:pPr>
-        <w:widowControl/>
-        <w:spacing w:before="100" w:after="40" w:lineRule="auto" w:line="254"/>
-      </w:pPr>
-      <w:r>
-        <w:rPr>
-          <w:rFonts w:ascii="Arial" w:hAnsi="Arial" w:cs="Arial" w:eastAsia="Arial"/>
-          <w:b/>
-          <w:color w:val="C0392B"/>
-          <w:sz w:val="25"/>
-          <w:spacing w:val="20"/>
-        </w:rPr>
-        <w:t>FEDERAL PROGRAMS AND TERMS</w:t>
-      </w:r>
-    </w:p>
-    <w:p>
-      <w:pPr>
-        <w:widowControl/>
-        <w:spacing w:before="0" w:after="40" w:lineRule="auto" w:line="247"/>
-      </w:pPr>
-      <w:r>
-        <w:rPr>
-          <w:rFonts w:ascii="Arial" w:hAnsi="Arial" w:cs="Arial" w:eastAsia="Arial"/>
-          <w:b w:val="0"/>
-          <w:i/>
-          <w:color w:val="666666"/>
-          <w:sz w:val="20"/>
-        </w:rPr>
-        <w:t>Terms from the brief's federal-overlap section.</w:t>
-      </w:r>
-    </w:p>
-    <w:p>
-      <w:pPr>
-        <w:keepLines/>
-        <w:widowControl/>
-        <w:spacing w:before="0" w:after="56" w:lineRule="auto" w:line="247"/>
-        <w:jc w:val="both"/>
-      </w:pPr>
-      <w:r>
-        <w:rPr>
-          <w:rFonts w:ascii="Arial" w:hAnsi="Arial" w:cs="Arial" w:eastAsia="Arial"/>
-          <w:b/>
-          <w:color w:val="1A2D4F"/>
-          <w:sz w:val="20"/>
-        </w:rPr>
-        <w:t>Interstate compact.</w:t>
-      </w:r>
-      <w:r>
-        <w:rPr>
-          <w:rFonts w:ascii="Arial" w:hAnsi="Arial" w:cs="Arial" w:eastAsia="Arial"/>
-          <w:b w:val="0"/>
-          <w:color w:val="444444"/>
-          <w:sz w:val="20"/>
-        </w:rPr>
-        <w:t xml:space="preserve"> A binding agreement among states, approved by Congress. The Colorado River is divided among seven states by compact, so Nevada's share cannot be changed by a state bill.</w:t>
-      </w:r>
-    </w:p>
-    <w:p>
-      <w:pPr>
-        <w:keepLines/>
-        <w:widowControl/>
-        <w:spacing w:before="0" w:after="56" w:lineRule="auto" w:line="247"/>
-        <w:jc w:val="both"/>
-      </w:pPr>
-      <w:r>
-        <w:rPr>
-          <w:rFonts w:ascii="Arial" w:hAnsi="Arial" w:cs="Arial" w:eastAsia="Arial"/>
-          <w:b/>
-          <w:color w:val="1A2D4F"/>
-          <w:sz w:val="20"/>
-        </w:rPr>
-        <w:t>Bureau of Reclamation.</w:t>
-      </w:r>
-      <w:r>
-        <w:rPr>
-          <w:rFonts w:ascii="Arial" w:hAnsi="Arial" w:cs="Arial" w:eastAsia="Arial"/>
-          <w:b w:val="0"/>
-          <w:color w:val="444444"/>
-          <w:sz w:val="20"/>
-        </w:rPr>
-        <w:t xml:space="preserve"> The federal agency that operates the Colorado River's dams and reservoirs and sets its shortage rules.</w:t>
-      </w:r>
-    </w:p>
-    <w:p>
-      <w:pPr>
-        <w:keepLines/>
-        <w:widowControl/>
-        <w:spacing w:before="0" w:after="56" w:lineRule="auto" w:line="247"/>
-        <w:jc w:val="both"/>
-      </w:pPr>
-      <w:r>
-        <w:rPr>
-          <w:rFonts w:ascii="Arial" w:hAnsi="Arial" w:cs="Arial" w:eastAsia="Arial"/>
-          <w:b/>
-          <w:color w:val="1A2D4F"/>
-          <w:sz w:val="20"/>
-        </w:rPr>
-        <w:t>Post-2026 operating guidelines.</w:t>
-      </w:r>
-      <w:r>
-        <w:rPr>
-          <w:rFonts w:ascii="Arial" w:hAnsi="Arial" w:cs="Arial" w:eastAsia="Arial"/>
-          <w:b w:val="0"/>
-          <w:color w:val="444444"/>
-          <w:sz w:val="20"/>
-        </w:rPr>
-        <w:t xml:space="preserve"> The next set of federal rules for managing the Colorado River, under negotiation now to replace rules that expire in 2026.</w:t>
-      </w:r>
-    </w:p>
-    <w:p>
-      <w:pPr>
-        <w:keepLines/>
-        <w:widowControl/>
-        <w:spacing w:before="0" w:after="56" w:lineRule="auto" w:line="247"/>
-        <w:jc w:val="both"/>
-      </w:pPr>
-      <w:r>
-        <w:rPr>
-          <w:rFonts w:ascii="Arial" w:hAnsi="Arial" w:cs="Arial" w:eastAsia="Arial"/>
-          <w:b/>
-          <w:color w:val="1A2D4F"/>
-          <w:sz w:val="20"/>
-        </w:rPr>
-        <w:t>Federal drought-response money.</w:t>
-      </w:r>
-      <w:r>
-        <w:rPr>
-          <w:rFonts w:ascii="Arial" w:hAnsi="Arial" w:cs="Arial" w:eastAsia="Arial"/>
-          <w:b w:val="0"/>
-          <w:color w:val="444444"/>
-          <w:sz w:val="20"/>
-        </w:rPr>
-        <w:t xml:space="preserve"> Funds Congress appropriated in 2022 that pay Colorado River users for measured water conservation.</w:t>
-      </w:r>
-    </w:p>
-    <w:p>
-      <w:pPr>
-        <w:widowControl/>
-        <w:spacing w:before="100" w:after="40" w:lineRule="auto" w:line="254"/>
-      </w:pPr>
-      <w:r>
-        <w:rPr>
-          <w:rFonts w:ascii="Arial" w:hAnsi="Arial" w:cs="Arial" w:eastAsia="Arial"/>
-          <w:b/>
-          <w:color w:val="C0392B"/>
-          <w:sz w:val="25"/>
-          <w:spacing w:val="20"/>
-        </w:rPr>
-        <w:t>ACRONYMS AND ABBREVIATIONS</w:t>
-      </w:r>
-    </w:p>
-    <w:p>
-      <w:pPr>
-        <w:widowControl/>
-        <w:spacing w:before="0" w:after="40" w:lineRule="auto" w:line="247"/>
-      </w:pPr>
-      <w:r>
-        <w:rPr>
-          <w:rFonts w:ascii="Arial" w:hAnsi="Arial" w:cs="Arial" w:eastAsia="Arial"/>
-          <w:b w:val="0"/>
-          <w:i/>
-          <w:color w:val="666666"/>
-          <w:sz w:val="20"/>
-        </w:rPr>
-        <w:t>Every shortened form used in the brief.</w:t>
-      </w:r>
-    </w:p>
-    <w:p>
-      <w:pPr>
-        <w:keepLines/>
-        <w:widowControl/>
-        <w:spacing w:before="0" w:after="56" w:lineRule="auto" w:line="247"/>
-        <w:jc w:val="both"/>
-      </w:pPr>
-      <w:r>
-        <w:rPr>
-          <w:rFonts w:ascii="Arial" w:hAnsi="Arial" w:cs="Arial" w:eastAsia="Arial"/>
-          <w:b/>
-          <w:color w:val="1A2D4F"/>
-          <w:sz w:val="20"/>
-        </w:rPr>
-        <w:t>AB / SB.</w:t>
+        <w:t>AB / SB:</w:t>
       </w:r>
       <w:r>
         <w:rPr>
@@ -945,11 +1087,19 @@
     </w:p>
     <w:p>
       <w:pPr>
-        <w:keepLines/>
         <w:widowControl/>
-        <w:spacing w:before="0" w:after="56" w:lineRule="auto" w:line="247"/>
-        <w:jc w:val="both"/>
+        <w:spacing w:before="0" w:after="60" w:lineRule="auto" w:line="252"/>
+        <w:ind w:left="200"/>
       </w:pPr>
+      <w:r>
+        <w:rPr>
+          <w:rFonts w:ascii="Arial" w:hAnsi="Arial" w:cs="Arial" w:eastAsia="Arial"/>
+          <w:b w:val="0"/>
+          <w:color w:val="C0392B"/>
+          <w:sz w:val="20"/>
+        </w:rPr>
+        <w:t xml:space="preserve">▪  </w:t>
+      </w:r>
       <w:r>
         <w:rPr>
           <w:rFonts w:ascii="Arial" w:hAnsi="Arial" w:cs="Arial" w:eastAsia="Arial"/>
@@ -957,7 +1107,7 @@
           <w:color w:val="1A2D4F"/>
           <w:sz w:val="20"/>
         </w:rPr>
-        <w:t>D / R.</w:t>
+        <w:t>Amendment / concurrence:</w:t>
       </w:r>
       <w:r>
         <w:rPr>
@@ -966,8 +1116,597 @@
           <w:color w:val="444444"/>
           <w:sz w:val="20"/>
         </w:rPr>
-        <w:t xml:space="preserve"> Democrat / Republican, shown after a legislator's name.</w:t>
+        <w:t xml:space="preserve"> A change made to a bill along the way; if one chamber amends, the other must vote to accept — "concur in" — the change. Bills can die awaiting that one last vote.</w:t>
       </w:r>
+    </w:p>
+    <w:p>
+      <w:pPr>
+        <w:widowControl/>
+        <w:spacing w:before="0" w:after="60" w:lineRule="auto" w:line="252"/>
+        <w:ind w:left="200"/>
+      </w:pPr>
+      <w:r>
+        <w:rPr>
+          <w:rFonts w:ascii="Arial" w:hAnsi="Arial" w:cs="Arial" w:eastAsia="Arial"/>
+          <w:b w:val="0"/>
+          <w:color w:val="C0392B"/>
+          <w:sz w:val="20"/>
+        </w:rPr>
+        <w:t xml:space="preserve">▪  </w:t>
+      </w:r>
+      <w:r>
+        <w:rPr>
+          <w:rFonts w:ascii="Arial" w:hAnsi="Arial" w:cs="Arial" w:eastAsia="Arial"/>
+          <w:b/>
+          <w:color w:val="1A2D4F"/>
+          <w:sz w:val="20"/>
+        </w:rPr>
+        <w:t>Appropriation:</w:t>
+      </w:r>
+      <w:r>
+        <w:rPr>
+          <w:rFonts w:ascii="Arial" w:hAnsi="Arial" w:cs="Arial" w:eastAsia="Arial"/>
+          <w:b w:val="0"/>
+          <w:color w:val="444444"/>
+          <w:sz w:val="20"/>
+        </w:rPr>
+        <w:t xml:space="preserve"> A bill or provision that sets aside state money for a purpose.</w:t>
+      </w:r>
+    </w:p>
+    <w:p>
+      <w:pPr>
+        <w:widowControl/>
+        <w:spacing w:before="0" w:after="60" w:lineRule="auto" w:line="252"/>
+        <w:ind w:left="200"/>
+      </w:pPr>
+      <w:r>
+        <w:rPr>
+          <w:rFonts w:ascii="Arial" w:hAnsi="Arial" w:cs="Arial" w:eastAsia="Arial"/>
+          <w:b w:val="0"/>
+          <w:color w:val="C0392B"/>
+          <w:sz w:val="20"/>
+        </w:rPr>
+        <w:t xml:space="preserve">▪  </w:t>
+      </w:r>
+      <w:r>
+        <w:rPr>
+          <w:rFonts w:ascii="Arial" w:hAnsi="Arial" w:cs="Arial" w:eastAsia="Arial"/>
+          <w:b/>
+          <w:color w:val="1A2D4F"/>
+          <w:sz w:val="20"/>
+        </w:rPr>
+        <w:t>Chambers:</w:t>
+      </w:r>
+      <w:r>
+        <w:rPr>
+          <w:rFonts w:ascii="Arial" w:hAnsi="Arial" w:cs="Arial" w:eastAsia="Arial"/>
+          <w:b w:val="0"/>
+          <w:color w:val="444444"/>
+          <w:sz w:val="20"/>
+        </w:rPr>
+        <w:t xml:space="preserve"> The Legislature's two houses: the Assembly (42 members) and the Senate (21). A bill must pass both to reach the governor.</w:t>
+      </w:r>
+    </w:p>
+    <w:p>
+      <w:pPr>
+        <w:widowControl/>
+        <w:spacing w:before="0" w:after="60" w:lineRule="auto" w:line="252"/>
+        <w:ind w:left="200"/>
+      </w:pPr>
+      <w:r>
+        <w:rPr>
+          <w:rFonts w:ascii="Arial" w:hAnsi="Arial" w:cs="Arial" w:eastAsia="Arial"/>
+          <w:b w:val="0"/>
+          <w:color w:val="C0392B"/>
+          <w:sz w:val="20"/>
+        </w:rPr>
+        <w:t xml:space="preserve">▪  </w:t>
+      </w:r>
+      <w:r>
+        <w:rPr>
+          <w:rFonts w:ascii="Arial" w:hAnsi="Arial" w:cs="Arial" w:eastAsia="Arial"/>
+          <w:b/>
+          <w:color w:val="1A2D4F"/>
+          <w:sz w:val="20"/>
+        </w:rPr>
+        <w:t>Committee / first committee:</w:t>
+      </w:r>
+      <w:r>
+        <w:rPr>
+          <w:rFonts w:ascii="Arial" w:hAnsi="Arial" w:cs="Arial" w:eastAsia="Arial"/>
+          <w:b w:val="0"/>
+          <w:color w:val="444444"/>
+          <w:sz w:val="20"/>
+        </w:rPr>
+        <w:t xml:space="preserve"> A small panel of lawmakers that studies a bill and votes on whether to send it onward; most bills that fail die in their first committee — "never heard" means no hearing at all.</w:t>
+      </w:r>
+    </w:p>
+    <w:p>
+      <w:pPr>
+        <w:widowControl/>
+        <w:spacing w:before="0" w:after="60" w:lineRule="auto" w:line="252"/>
+        <w:ind w:left="200"/>
+      </w:pPr>
+      <w:r>
+        <w:rPr>
+          <w:rFonts w:ascii="Arial" w:hAnsi="Arial" w:cs="Arial" w:eastAsia="Arial"/>
+          <w:b w:val="0"/>
+          <w:color w:val="C0392B"/>
+          <w:sz w:val="20"/>
+        </w:rPr>
+        <w:t xml:space="preserve">▪  </w:t>
+      </w:r>
+      <w:r>
+        <w:rPr>
+          <w:rFonts w:ascii="Arial" w:hAnsi="Arial" w:cs="Arial" w:eastAsia="Arial"/>
+          <w:b/>
+          <w:color w:val="1A2D4F"/>
+          <w:sz w:val="20"/>
+        </w:rPr>
+        <w:t>D / R:</w:t>
+      </w:r>
+      <w:r>
+        <w:rPr>
+          <w:rFonts w:ascii="Arial" w:hAnsi="Arial" w:cs="Arial" w:eastAsia="Arial"/>
+          <w:b w:val="0"/>
+          <w:color w:val="444444"/>
+          <w:sz w:val="20"/>
+        </w:rPr>
+        <w:t xml:space="preserve"> Democrat / Republican, shown after a legislator's name; "still serves" and "has left" reflect the current roster.</w:t>
+      </w:r>
+    </w:p>
+    <w:p>
+      <w:pPr>
+        <w:widowControl/>
+        <w:spacing w:before="0" w:after="60" w:lineRule="auto" w:line="252"/>
+        <w:ind w:left="200"/>
+      </w:pPr>
+      <w:r>
+        <w:rPr>
+          <w:rFonts w:ascii="Arial" w:hAnsi="Arial" w:cs="Arial" w:eastAsia="Arial"/>
+          <w:b w:val="0"/>
+          <w:color w:val="C0392B"/>
+          <w:sz w:val="20"/>
+        </w:rPr>
+        <w:t xml:space="preserve">▪  </w:t>
+      </w:r>
+      <w:r>
+        <w:rPr>
+          <w:rFonts w:ascii="Arial" w:hAnsi="Arial" w:cs="Arial" w:eastAsia="Arial"/>
+          <w:b/>
+          <w:color w:val="1A2D4F"/>
+          <w:sz w:val="20"/>
+        </w:rPr>
+        <w:t>Delivered / signed / chapter:</w:t>
+      </w:r>
+      <w:r>
+        <w:rPr>
+          <w:rFonts w:ascii="Arial" w:hAnsi="Arial" w:cs="Arial" w:eastAsia="Arial"/>
+          <w:b w:val="0"/>
+          <w:color w:val="444444"/>
+          <w:sz w:val="20"/>
+        </w:rPr>
+        <w:t xml:space="preserve"> A passed bill is delivered to the governor; a signed bill becomes a numbered "chapter" of state law, and "no signature, no chapter" means it never became law.</w:t>
+      </w:r>
+    </w:p>
+    <w:p>
+      <w:pPr>
+        <w:widowControl/>
+        <w:spacing w:before="0" w:after="60" w:lineRule="auto" w:line="252"/>
+        <w:ind w:left="200"/>
+      </w:pPr>
+      <w:r>
+        <w:rPr>
+          <w:rFonts w:ascii="Arial" w:hAnsi="Arial" w:cs="Arial" w:eastAsia="Arial"/>
+          <w:b w:val="0"/>
+          <w:color w:val="C0392B"/>
+          <w:sz w:val="20"/>
+        </w:rPr>
+        <w:t xml:space="preserve">▪  </w:t>
+      </w:r>
+      <w:r>
+        <w:rPr>
+          <w:rFonts w:ascii="Arial" w:hAnsi="Arial" w:cs="Arial" w:eastAsia="Arial"/>
+          <w:b/>
+          <w:color w:val="1A2D4F"/>
+          <w:sz w:val="20"/>
+        </w:rPr>
+        <w:t>Died at session's end / out of time:</w:t>
+      </w:r>
+      <w:r>
+        <w:rPr>
+          <w:rFonts w:ascii="Arial" w:hAnsi="Arial" w:cs="Arial" w:eastAsia="Arial"/>
+          <w:b w:val="0"/>
+          <w:color w:val="444444"/>
+          <w:sz w:val="20"/>
+        </w:rPr>
+        <w:t xml:space="preserve"> A bill that cleared every vote taken but ran out of calendar before the final step — in these briefs, a mark of proven support, not rejection.</w:t>
+      </w:r>
+    </w:p>
+    <w:p>
+      <w:pPr>
+        <w:widowControl/>
+        <w:spacing w:before="0" w:after="60" w:lineRule="auto" w:line="252"/>
+        <w:ind w:left="200"/>
+      </w:pPr>
+      <w:r>
+        <w:rPr>
+          <w:rFonts w:ascii="Arial" w:hAnsi="Arial" w:cs="Arial" w:eastAsia="Arial"/>
+          <w:b w:val="0"/>
+          <w:color w:val="C0392B"/>
+          <w:sz w:val="20"/>
+        </w:rPr>
+        <w:t xml:space="preserve">▪  </w:t>
+      </w:r>
+      <w:r>
+        <w:rPr>
+          <w:rFonts w:ascii="Arial" w:hAnsi="Arial" w:cs="Arial" w:eastAsia="Arial"/>
+          <w:b/>
+          <w:color w:val="1A2D4F"/>
+          <w:sz w:val="20"/>
+        </w:rPr>
+        <w:t>Floor vote / floor calendar:</w:t>
+      </w:r>
+      <w:r>
+        <w:rPr>
+          <w:rFonts w:ascii="Arial" w:hAnsi="Arial" w:cs="Arial" w:eastAsia="Arial"/>
+          <w:b w:val="0"/>
+          <w:color w:val="444444"/>
+          <w:sz w:val="20"/>
+        </w:rPr>
+        <w:t xml:space="preserve"> A vote of the full chamber, and the schedule of bills waiting for one; a bill "dies on the calendar" when the session ends before its turn — a scheduling death, not a defeat.</w:t>
+      </w:r>
+    </w:p>
+    <w:p>
+      <w:pPr>
+        <w:widowControl/>
+        <w:spacing w:before="0" w:after="60" w:lineRule="auto" w:line="252"/>
+        <w:ind w:left="200"/>
+      </w:pPr>
+      <w:r>
+        <w:rPr>
+          <w:rFonts w:ascii="Arial" w:hAnsi="Arial" w:cs="Arial" w:eastAsia="Arial"/>
+          <w:b w:val="0"/>
+          <w:color w:val="C0392B"/>
+          <w:sz w:val="20"/>
+        </w:rPr>
+        <w:t xml:space="preserve">▪  </w:t>
+      </w:r>
+      <w:r>
+        <w:rPr>
+          <w:rFonts w:ascii="Arial" w:hAnsi="Arial" w:cs="Arial" w:eastAsia="Arial"/>
+          <w:b/>
+          <w:color w:val="1A2D4F"/>
+          <w:sz w:val="20"/>
+        </w:rPr>
+        <w:t>Interim committee / interim study:</w:t>
+      </w:r>
+      <w:r>
+        <w:rPr>
+          <w:rFonts w:ascii="Arial" w:hAnsi="Arial" w:cs="Arial" w:eastAsia="Arial"/>
+          <w:b w:val="0"/>
+          <w:color w:val="444444"/>
+          <w:sz w:val="20"/>
+        </w:rPr>
+        <w:t xml:space="preserve"> Panels that meet between sessions to study a topic and prepare recommendations for the next session.</w:t>
+      </w:r>
+    </w:p>
+    <w:p>
+      <w:pPr>
+        <w:widowControl/>
+        <w:spacing w:before="0" w:after="60" w:lineRule="auto" w:line="252"/>
+        <w:ind w:left="200"/>
+      </w:pPr>
+      <w:r>
+        <w:rPr>
+          <w:rFonts w:ascii="Arial" w:hAnsi="Arial" w:cs="Arial" w:eastAsia="Arial"/>
+          <w:b w:val="0"/>
+          <w:color w:val="C0392B"/>
+          <w:sz w:val="20"/>
+        </w:rPr>
+        <w:t xml:space="preserve">▪  </w:t>
+      </w:r>
+      <w:r>
+        <w:rPr>
+          <w:rFonts w:ascii="Arial" w:hAnsi="Arial" w:cs="Arial" w:eastAsia="Arial"/>
+          <w:b/>
+          <w:color w:val="1A2D4F"/>
+          <w:sz w:val="20"/>
+        </w:rPr>
+        <w:t>Money committees / the money stage:</w:t>
+      </w:r>
+      <w:r>
+        <w:rPr>
+          <w:rFonts w:ascii="Arial" w:hAnsi="Arial" w:cs="Arial" w:eastAsia="Arial"/>
+          <w:b w:val="0"/>
+          <w:color w:val="444444"/>
+          <w:sz w:val="20"/>
+        </w:rPr>
+        <w:t xml:space="preserve"> Assembly Ways and Means and Senate Finance review anything that costs money; bills with price tags routinely stop there without a vote against the policy itself.</w:t>
+      </w:r>
+    </w:p>
+    <w:p>
+      <w:pPr>
+        <w:widowControl/>
+        <w:spacing w:before="0" w:after="60" w:lineRule="auto" w:line="252"/>
+        <w:ind w:left="200"/>
+      </w:pPr>
+      <w:r>
+        <w:rPr>
+          <w:rFonts w:ascii="Arial" w:hAnsi="Arial" w:cs="Arial" w:eastAsia="Arial"/>
+          <w:b w:val="0"/>
+          <w:color w:val="C0392B"/>
+          <w:sz w:val="20"/>
+        </w:rPr>
+        <w:t xml:space="preserve">▪  </w:t>
+      </w:r>
+      <w:r>
+        <w:rPr>
+          <w:rFonts w:ascii="Arial" w:hAnsi="Arial" w:cs="Arial" w:eastAsia="Arial"/>
+          <w:b/>
+          <w:color w:val="1A2D4F"/>
+          <w:sz w:val="20"/>
+        </w:rPr>
+        <w:t>Second house:</w:t>
+      </w:r>
+      <w:r>
+        <w:rPr>
+          <w:rFonts w:ascii="Arial" w:hAnsi="Arial" w:cs="Arial" w:eastAsia="Arial"/>
+          <w:b w:val="0"/>
+          <w:color w:val="444444"/>
+          <w:sz w:val="20"/>
+        </w:rPr>
+        <w:t xml:space="preserve"> After passing the chamber where it started, a bill repeats the entire process — committee, then floor — in the other chamber.</w:t>
+      </w:r>
+    </w:p>
+    <w:p>
+      <w:pPr>
+        <w:widowControl/>
+        <w:spacing w:before="0" w:after="60" w:lineRule="auto" w:line="252"/>
+        <w:ind w:left="200"/>
+      </w:pPr>
+      <w:r>
+        <w:rPr>
+          <w:rFonts w:ascii="Arial" w:hAnsi="Arial" w:cs="Arial" w:eastAsia="Arial"/>
+          <w:b w:val="0"/>
+          <w:color w:val="C0392B"/>
+          <w:sz w:val="20"/>
+        </w:rPr>
+        <w:t xml:space="preserve">▪  </w:t>
+      </w:r>
+      <w:r>
+        <w:rPr>
+          <w:rFonts w:ascii="Arial" w:hAnsi="Arial" w:cs="Arial" w:eastAsia="Arial"/>
+          <w:b/>
+          <w:color w:val="1A2D4F"/>
+          <w:sz w:val="20"/>
+        </w:rPr>
+        <w:t>Session:</w:t>
+      </w:r>
+      <w:r>
+        <w:rPr>
+          <w:rFonts w:ascii="Arial" w:hAnsi="Arial" w:cs="Arial" w:eastAsia="Arial"/>
+          <w:b w:val="0"/>
+          <w:color w:val="444444"/>
+          <w:sz w:val="20"/>
+        </w:rPr>
+        <w:t xml:space="preserve"> The Legislature meets for 120 days in odd-numbered years (2019, 2021, 2023, 2025); a bill that has not finished every step by then is dead and must start over in a future session.</w:t>
+      </w:r>
+    </w:p>
+    <w:p>
+      <w:pPr>
+        <w:widowControl/>
+        <w:spacing w:before="0" w:after="60" w:lineRule="auto" w:line="252"/>
+        <w:ind w:left="200"/>
+      </w:pPr>
+      <w:r>
+        <w:rPr>
+          <w:rFonts w:ascii="Arial" w:hAnsi="Arial" w:cs="Arial" w:eastAsia="Arial"/>
+          <w:b w:val="0"/>
+          <w:color w:val="C0392B"/>
+          <w:sz w:val="20"/>
+        </w:rPr>
+        <w:t xml:space="preserve">▪  </w:t>
+      </w:r>
+      <w:r>
+        <w:rPr>
+          <w:rFonts w:ascii="Arial" w:hAnsi="Arial" w:cs="Arial" w:eastAsia="Arial"/>
+          <w:b/>
+          <w:color w:val="1A2D4F"/>
+          <w:sz w:val="20"/>
+        </w:rPr>
+        <w:t>Special session:</w:t>
+      </w:r>
+      <w:r>
+        <w:rPr>
+          <w:rFonts w:ascii="Arial" w:hAnsi="Arial" w:cs="Arial" w:eastAsia="Arial"/>
+          <w:b w:val="0"/>
+          <w:color w:val="444444"/>
+          <w:sz w:val="20"/>
+        </w:rPr>
+        <w:t xml:space="preserve"> A short extra meeting the governor calls for specific topics; bills that ran out of regular-session time can pass there.</w:t>
+      </w:r>
+    </w:p>
+    <w:p>
+      <w:pPr>
+        <w:widowControl/>
+        <w:spacing w:before="0" w:after="60" w:lineRule="auto" w:line="252"/>
+        <w:ind w:left="200"/>
+      </w:pPr>
+      <w:r>
+        <w:rPr>
+          <w:rFonts w:ascii="Arial" w:hAnsi="Arial" w:cs="Arial" w:eastAsia="Arial"/>
+          <w:b w:val="0"/>
+          <w:color w:val="C0392B"/>
+          <w:sz w:val="20"/>
+        </w:rPr>
+        <w:t xml:space="preserve">▪  </w:t>
+      </w:r>
+      <w:r>
+        <w:rPr>
+          <w:rFonts w:ascii="Arial" w:hAnsi="Arial" w:cs="Arial" w:eastAsia="Arial"/>
+          <w:b/>
+          <w:color w:val="1A2D4F"/>
+          <w:sz w:val="20"/>
+        </w:rPr>
+        <w:t>Sponsor:</w:t>
+      </w:r>
+      <w:r>
+        <w:rPr>
+          <w:rFonts w:ascii="Arial" w:hAnsi="Arial" w:cs="Arial" w:eastAsia="Arial"/>
+          <w:b w:val="0"/>
+          <w:color w:val="444444"/>
+          <w:sz w:val="20"/>
+        </w:rPr>
+        <w:t xml:space="preserve"> The lawmaker or committee that formally introduces a bill; a committee-sponsored bill has no single author. Cross-party sponsorship — sponsors from both parties — is one of the strongest signals a bill will pass.</w:t>
+      </w:r>
+    </w:p>
+    <w:p>
+      <w:pPr>
+        <w:widowControl/>
+        <w:spacing w:before="0" w:after="60" w:lineRule="auto" w:line="252"/>
+        <w:ind w:left="200"/>
+      </w:pPr>
+      <w:r>
+        <w:rPr>
+          <w:rFonts w:ascii="Arial" w:hAnsi="Arial" w:cs="Arial" w:eastAsia="Arial"/>
+          <w:b w:val="0"/>
+          <w:color w:val="C0392B"/>
+          <w:sz w:val="20"/>
+        </w:rPr>
+        <w:t xml:space="preserve">▪  </w:t>
+      </w:r>
+      <w:r>
+        <w:rPr>
+          <w:rFonts w:ascii="Arial" w:hAnsi="Arial" w:cs="Arial" w:eastAsia="Arial"/>
+          <w:b/>
+          <w:color w:val="1A2D4F"/>
+          <w:sz w:val="20"/>
+        </w:rPr>
+        <w:t>Statute / enacted:</w:t>
+      </w:r>
+      <w:r>
+        <w:rPr>
+          <w:rFonts w:ascii="Arial" w:hAnsi="Arial" w:cs="Arial" w:eastAsia="Arial"/>
+          <w:b w:val="0"/>
+          <w:color w:val="444444"/>
+          <w:sz w:val="20"/>
+        </w:rPr>
+        <w:t xml:space="preserve"> A statute is a law on the books; an enacted bill is one that became law. "By rule, not statute" means an agency or local authority adopted something the Legislature has not.</w:t>
+      </w:r>
+    </w:p>
+    <w:p>
+      <w:pPr>
+        <w:widowControl/>
+        <w:spacing w:before="0" w:after="60" w:lineRule="auto" w:line="252"/>
+        <w:ind w:left="200"/>
+      </w:pPr>
+      <w:r>
+        <w:rPr>
+          <w:rFonts w:ascii="Arial" w:hAnsi="Arial" w:cs="Arial" w:eastAsia="Arial"/>
+          <w:b w:val="0"/>
+          <w:color w:val="C0392B"/>
+          <w:sz w:val="20"/>
+        </w:rPr>
+        <w:t xml:space="preserve">▪  </w:t>
+      </w:r>
+      <w:r>
+        <w:rPr>
+          <w:rFonts w:ascii="Arial" w:hAnsi="Arial" w:cs="Arial" w:eastAsia="Arial"/>
+          <w:b/>
+          <w:color w:val="1A2D4F"/>
+          <w:sz w:val="20"/>
+        </w:rPr>
+        <w:t>Two-thirds majority:</w:t>
+      </w:r>
+      <w:r>
+        <w:rPr>
+          <w:rFonts w:ascii="Arial" w:hAnsi="Arial" w:cs="Arial" w:eastAsia="Arial"/>
+          <w:b w:val="0"/>
+          <w:color w:val="444444"/>
+          <w:sz w:val="20"/>
+        </w:rPr>
+        <w:t xml:space="preserve"> The constitution requires a two-thirds vote in each chamber — 28 of 42, 14 of 21 — for any measure raising revenue, including fees; a bill can win a majority and still fail this bar.</w:t>
+      </w:r>
+    </w:p>
+    <w:p>
+      <w:pPr>
+        <w:widowControl/>
+        <w:spacing w:before="0" w:after="60" w:lineRule="auto" w:line="252"/>
+        <w:ind w:left="200"/>
+      </w:pPr>
+      <w:r>
+        <w:rPr>
+          <w:rFonts w:ascii="Arial" w:hAnsi="Arial" w:cs="Arial" w:eastAsia="Arial"/>
+          <w:b w:val="0"/>
+          <w:color w:val="C0392B"/>
+          <w:sz w:val="20"/>
+        </w:rPr>
+        <w:t xml:space="preserve">▪  </w:t>
+      </w:r>
+      <w:r>
+        <w:rPr>
+          <w:rFonts w:ascii="Arial" w:hAnsi="Arial" w:cs="Arial" w:eastAsia="Arial"/>
+          <w:b/>
+          <w:color w:val="1A2D4F"/>
+          <w:sz w:val="20"/>
+        </w:rPr>
+        <w:t>Veto:</w:t>
+      </w:r>
+      <w:r>
+        <w:rPr>
+          <w:rFonts w:ascii="Arial" w:hAnsi="Arial" w:cs="Arial" w:eastAsia="Arial"/>
+          <w:b w:val="0"/>
+          <w:color w:val="444444"/>
+          <w:sz w:val="20"/>
+        </w:rPr>
+        <w:t xml:space="preserve"> The governor's rejection of a bill that passed both chambers. A vetoed bill does not become law unless two-thirds of each chamber votes to override the veto.</w:t>
+      </w:r>
+    </w:p>
+    <w:p>
+      <w:pPr>
+        <w:widowControl/>
+        <w:spacing w:before="0" w:after="60" w:lineRule="auto" w:line="252"/>
+        <w:ind w:left="200"/>
+      </w:pPr>
+      <w:r>
+        <w:rPr>
+          <w:rFonts w:ascii="Arial" w:hAnsi="Arial" w:cs="Arial" w:eastAsia="Arial"/>
+          <w:b w:val="0"/>
+          <w:color w:val="C0392B"/>
+          <w:sz w:val="20"/>
+        </w:rPr>
+        <w:t xml:space="preserve">▪  </w:t>
+      </w:r>
+      <w:r>
+        <w:rPr>
+          <w:rFonts w:ascii="Arial" w:hAnsi="Arial" w:cs="Arial" w:eastAsia="Arial"/>
+          <w:b/>
+          <w:color w:val="1A2D4F"/>
+          <w:sz w:val="20"/>
+        </w:rPr>
+        <w:t>Vote pairs such as "42–0 and 21–0":</w:t>
+      </w:r>
+      <w:r>
+        <w:rPr>
+          <w:rFonts w:ascii="Arial" w:hAnsi="Arial" w:cs="Arial" w:eastAsia="Arial"/>
+          <w:b w:val="0"/>
+          <w:color w:val="444444"/>
+          <w:sz w:val="20"/>
+        </w:rPr>
+        <w:t xml:space="preserve"> Floor votes are yes–no tallies, one per chamber; 42–0 is a unanimous Assembly vote, 21–0 a unanimous Senate vote.</w:t>
+      </w:r>
+    </w:p>
+    <w:p>
+      <w:pPr>
+        <w:sectPr>
+          <w:type w:val="continuous"/>
+          <w:pgSz w:w="12240" w:h="15840"/>
+          <w:pgMar w:top="864" w:right="864" w:bottom="864" w:left="864" w:header="720" w:footer="720" w:gutter="0"/>
+          <w:cols w:space="300" w:num="2"/>
+          <w:docGrid w:linePitch="360"/>
+        </w:sectPr>
+      </w:pPr>
     </w:p>
     <w:p>
       <w:pPr>
@@ -989,9 +1728,10 @@
       </w:r>
     </w:p>
     <w:sectPr>
+      <w:type w:val="continuous"/>
       <w:pgSz w:w="12240" w:h="15840"/>
       <w:pgMar w:top="864" w:right="864" w:bottom="864" w:left="864" w:header="720" w:footer="720" w:gutter="0"/>
-      <w:cols w:space="720"/>
+      <w:cols w:space="300" w:num="1"/>
       <w:docGrid w:linePitch="360"/>
     </w:sectPr>
   </w:body>

--- a/briefs/nevada/water-scarcity/citizen-v3/glossary.docx
+++ b/briefs/nevada/water-scarcity/citizen-v3/glossary.docx
@@ -54,18 +54,8 @@
           <w:color w:val="444444"/>
           <w:sz w:val="20"/>
         </w:rPr>
-        <w:t>Plain-language definitions of the terms and acronyms in "Growth, Water Scarcity, and Long-Term Supply in Nevada" (citizen brief v3.0), followed by the legislative process guide shared by all four briefs.</w:t>
+        <w:t>Plain-language definitions of this brief's terms and acronyms; the shared legislative process guide follows.</w:t>
       </w:r>
-    </w:p>
-    <w:p>
-      <w:pPr>
-        <w:sectPr>
-          <w:pgSz w:w="12240" w:h="15840"/>
-          <w:pgMar w:top="864" w:right="864" w:bottom="864" w:left="864" w:header="720" w:footer="720" w:gutter="0"/>
-          <w:cols w:space="720"/>
-          <w:docGrid w:linePitch="360"/>
-        </w:sectPr>
-      </w:pPr>
     </w:p>
     <w:p>
       <w:pPr>
@@ -85,8 +75,18 @@
     </w:p>
     <w:p>
       <w:pPr>
+        <w:sectPr>
+          <w:pgSz w:w="12240" w:h="15840"/>
+          <w:pgMar w:top="864" w:right="864" w:bottom="864" w:left="864" w:header="720" w:footer="720" w:gutter="0"/>
+          <w:cols w:space="720"/>
+          <w:docGrid w:linePitch="360"/>
+        </w:sectPr>
+      </w:pPr>
+    </w:p>
+    <w:p>
+      <w:pPr>
         <w:widowControl/>
-        <w:spacing w:before="0" w:after="60" w:lineRule="auto" w:line="252"/>
+        <w:spacing w:before="0" w:after="44" w:lineRule="auto" w:line="240"/>
         <w:ind w:left="200"/>
       </w:pPr>
       <w:r>
@@ -120,7 +120,7 @@
     <w:p>
       <w:pPr>
         <w:widowControl/>
-        <w:spacing w:before="0" w:after="60" w:lineRule="auto" w:line="252"/>
+        <w:spacing w:before="0" w:after="44" w:lineRule="auto" w:line="240"/>
         <w:ind w:left="200"/>
       </w:pPr>
       <w:r>
@@ -154,7 +154,7 @@
     <w:p>
       <w:pPr>
         <w:widowControl/>
-        <w:spacing w:before="0" w:after="60" w:lineRule="auto" w:line="252"/>
+        <w:spacing w:before="0" w:after="44" w:lineRule="auto" w:line="240"/>
         <w:ind w:left="200"/>
       </w:pPr>
       <w:r>
@@ -188,7 +188,7 @@
     <w:p>
       <w:pPr>
         <w:widowControl/>
-        <w:spacing w:before="0" w:after="60" w:lineRule="auto" w:line="252"/>
+        <w:spacing w:before="0" w:after="44" w:lineRule="auto" w:line="240"/>
         <w:ind w:left="200"/>
       </w:pPr>
       <w:r>
@@ -222,7 +222,7 @@
     <w:p>
       <w:pPr>
         <w:widowControl/>
-        <w:spacing w:before="0" w:after="60" w:lineRule="auto" w:line="252"/>
+        <w:spacing w:before="0" w:after="44" w:lineRule="auto" w:line="240"/>
         <w:ind w:left="200"/>
       </w:pPr>
       <w:r>
@@ -256,7 +256,7 @@
     <w:p>
       <w:pPr>
         <w:widowControl/>
-        <w:spacing w:before="0" w:after="60" w:lineRule="auto" w:line="252"/>
+        <w:spacing w:before="0" w:after="44" w:lineRule="auto" w:line="240"/>
         <w:ind w:left="200"/>
       </w:pPr>
       <w:r>
@@ -290,7 +290,7 @@
     <w:p>
       <w:pPr>
         <w:widowControl/>
-        <w:spacing w:before="0" w:after="60" w:lineRule="auto" w:line="252"/>
+        <w:spacing w:before="0" w:after="44" w:lineRule="auto" w:line="240"/>
         <w:ind w:left="200"/>
       </w:pPr>
       <w:r>
@@ -324,7 +324,7 @@
     <w:p>
       <w:pPr>
         <w:widowControl/>
-        <w:spacing w:before="0" w:after="60" w:lineRule="auto" w:line="252"/>
+        <w:spacing w:before="0" w:after="44" w:lineRule="auto" w:line="240"/>
         <w:ind w:left="200"/>
       </w:pPr>
       <w:r>
@@ -358,7 +358,7 @@
     <w:p>
       <w:pPr>
         <w:widowControl/>
-        <w:spacing w:before="0" w:after="60" w:lineRule="auto" w:line="252"/>
+        <w:spacing w:before="0" w:after="44" w:lineRule="auto" w:line="240"/>
         <w:ind w:left="200"/>
       </w:pPr>
       <w:r>
@@ -392,7 +392,7 @@
     <w:p>
       <w:pPr>
         <w:widowControl/>
-        <w:spacing w:before="0" w:after="60" w:lineRule="auto" w:line="252"/>
+        <w:spacing w:before="0" w:after="44" w:lineRule="auto" w:line="240"/>
         <w:ind w:left="200"/>
       </w:pPr>
       <w:r>
@@ -426,7 +426,7 @@
     <w:p>
       <w:pPr>
         <w:widowControl/>
-        <w:spacing w:before="0" w:after="60" w:lineRule="auto" w:line="252"/>
+        <w:spacing w:before="0" w:after="44" w:lineRule="auto" w:line="240"/>
         <w:ind w:left="200"/>
       </w:pPr>
       <w:r>
@@ -460,7 +460,7 @@
     <w:p>
       <w:pPr>
         <w:widowControl/>
-        <w:spacing w:before="0" w:after="60" w:lineRule="auto" w:line="252"/>
+        <w:spacing w:before="0" w:after="44" w:lineRule="auto" w:line="240"/>
         <w:ind w:left="200"/>
       </w:pPr>
       <w:r>
@@ -494,7 +494,7 @@
     <w:p>
       <w:pPr>
         <w:widowControl/>
-        <w:spacing w:before="0" w:after="60" w:lineRule="auto" w:line="252"/>
+        <w:spacing w:before="0" w:after="44" w:lineRule="auto" w:line="240"/>
         <w:ind w:left="200"/>
       </w:pPr>
       <w:r>
@@ -528,7 +528,7 @@
     <w:p>
       <w:pPr>
         <w:widowControl/>
-        <w:spacing w:before="0" w:after="60" w:lineRule="auto" w:line="252"/>
+        <w:spacing w:before="0" w:after="44" w:lineRule="auto" w:line="240"/>
         <w:ind w:left="200"/>
       </w:pPr>
       <w:r>
@@ -562,7 +562,7 @@
     <w:p>
       <w:pPr>
         <w:widowControl/>
-        <w:spacing w:before="0" w:after="60" w:lineRule="auto" w:line="252"/>
+        <w:spacing w:before="0" w:after="44" w:lineRule="auto" w:line="240"/>
         <w:ind w:left="200"/>
       </w:pPr>
       <w:r>
@@ -596,7 +596,7 @@
     <w:p>
       <w:pPr>
         <w:widowControl/>
-        <w:spacing w:before="0" w:after="60" w:lineRule="auto" w:line="252"/>
+        <w:spacing w:before="0" w:after="44" w:lineRule="auto" w:line="240"/>
         <w:ind w:left="200"/>
       </w:pPr>
       <w:r>
@@ -630,7 +630,7 @@
     <w:p>
       <w:pPr>
         <w:widowControl/>
-        <w:spacing w:before="0" w:after="60" w:lineRule="auto" w:line="252"/>
+        <w:spacing w:before="0" w:after="44" w:lineRule="auto" w:line="240"/>
         <w:ind w:left="200"/>
       </w:pPr>
       <w:r>
@@ -664,7 +664,7 @@
     <w:p>
       <w:pPr>
         <w:widowControl/>
-        <w:spacing w:before="0" w:after="60" w:lineRule="auto" w:line="252"/>
+        <w:spacing w:before="0" w:after="44" w:lineRule="auto" w:line="240"/>
         <w:ind w:left="200"/>
       </w:pPr>
       <w:r>
@@ -698,7 +698,7 @@
     <w:p>
       <w:pPr>
         <w:widowControl/>
-        <w:spacing w:before="0" w:after="60" w:lineRule="auto" w:line="252"/>
+        <w:spacing w:before="0" w:after="44" w:lineRule="auto" w:line="240"/>
         <w:ind w:left="200"/>
       </w:pPr>
       <w:r>
@@ -732,7 +732,7 @@
     <w:p>
       <w:pPr>
         <w:widowControl/>
-        <w:spacing w:before="0" w:after="60" w:lineRule="auto" w:line="252"/>
+        <w:spacing w:before="0" w:after="44" w:lineRule="auto" w:line="240"/>
         <w:ind w:left="200"/>
       </w:pPr>
       <w:r>
@@ -766,7 +766,7 @@
     <w:p>
       <w:pPr>
         <w:widowControl/>
-        <w:spacing w:before="0" w:after="60" w:lineRule="auto" w:line="252"/>
+        <w:spacing w:before="0" w:after="44" w:lineRule="auto" w:line="240"/>
         <w:ind w:left="200"/>
       </w:pPr>
       <w:r>
@@ -800,7 +800,7 @@
     <w:p>
       <w:pPr>
         <w:widowControl/>
-        <w:spacing w:before="0" w:after="60" w:lineRule="auto" w:line="252"/>
+        <w:spacing w:before="0" w:after="44" w:lineRule="auto" w:line="240"/>
         <w:ind w:left="200"/>
       </w:pPr>
       <w:r>
@@ -834,7 +834,7 @@
     <w:p>
       <w:pPr>
         <w:widowControl/>
-        <w:spacing w:before="0" w:after="60" w:lineRule="auto" w:line="252"/>
+        <w:spacing w:before="0" w:after="44" w:lineRule="auto" w:line="240"/>
         <w:ind w:left="200"/>
       </w:pPr>
       <w:r>
@@ -868,7 +868,7 @@
     <w:p>
       <w:pPr>
         <w:widowControl/>
-        <w:spacing w:before="0" w:after="60" w:lineRule="auto" w:line="252"/>
+        <w:spacing w:before="0" w:after="44" w:lineRule="auto" w:line="240"/>
         <w:ind w:left="200"/>
       </w:pPr>
       <w:r>
@@ -902,7 +902,7 @@
     <w:p>
       <w:pPr>
         <w:widowControl/>
-        <w:spacing w:before="0" w:after="60" w:lineRule="auto" w:line="252"/>
+        <w:spacing w:before="0" w:after="44" w:lineRule="auto" w:line="240"/>
         <w:ind w:left="200"/>
       </w:pPr>
       <w:r>
@@ -936,7 +936,7 @@
     <w:p>
       <w:pPr>
         <w:widowControl/>
-        <w:spacing w:before="0" w:after="60" w:lineRule="auto" w:line="252"/>
+        <w:spacing w:before="0" w:after="44" w:lineRule="auto" w:line="240"/>
         <w:ind w:left="200"/>
       </w:pPr>
       <w:r>
@@ -970,7 +970,7 @@
     <w:p>
       <w:pPr>
         <w:widowControl/>
-        <w:spacing w:before="0" w:after="60" w:lineRule="auto" w:line="252"/>
+        <w:spacing w:before="0" w:after="44" w:lineRule="auto" w:line="240"/>
         <w:ind w:left="200"/>
       </w:pPr>
       <w:r>
@@ -1004,7 +1004,7 @@
     <w:p>
       <w:pPr>
         <w:widowControl/>
-        <w:spacing w:before="0" w:after="60" w:lineRule="auto" w:line="252"/>
+        <w:spacing w:before="0" w:after="44" w:lineRule="auto" w:line="240"/>
         <w:ind w:left="200"/>
       </w:pPr>
       <w:r>
@@ -1037,6 +1037,17 @@
     </w:p>
     <w:p>
       <w:pPr>
+        <w:sectPr>
+          <w:type w:val="continuous"/>
+          <w:pgSz w:w="12240" w:h="15840"/>
+          <w:pgMar w:top="864" w:right="864" w:bottom="864" w:left="864" w:header="720" w:footer="720" w:gutter="0"/>
+          <w:cols w:space="240" w:num="2"/>
+          <w:docGrid w:linePitch="360"/>
+        </w:sectPr>
+      </w:pPr>
+    </w:p>
+    <w:p>
+      <w:pPr>
         <w:widowControl/>
         <w:spacing w:before="100" w:after="40" w:lineRule="auto" w:line="254"/>
       </w:pPr>
@@ -1053,8 +1064,18 @@
     </w:p>
     <w:p>
       <w:pPr>
+        <w:sectPr>
+          <w:pgSz w:w="12240" w:h="15840"/>
+          <w:pgMar w:top="864" w:right="864" w:bottom="864" w:left="864" w:header="720" w:footer="720" w:gutter="0"/>
+          <w:cols w:space="240" w:num="1"/>
+          <w:docGrid w:linePitch="360"/>
+        </w:sectPr>
+      </w:pPr>
+    </w:p>
+    <w:p>
+      <w:pPr>
         <w:widowControl/>
-        <w:spacing w:before="0" w:after="60" w:lineRule="auto" w:line="252"/>
+        <w:spacing w:before="0" w:after="44" w:lineRule="auto" w:line="240"/>
         <w:ind w:left="200"/>
       </w:pPr>
       <w:r>
@@ -1088,7 +1109,7 @@
     <w:p>
       <w:pPr>
         <w:widowControl/>
-        <w:spacing w:before="0" w:after="60" w:lineRule="auto" w:line="252"/>
+        <w:spacing w:before="0" w:after="44" w:lineRule="auto" w:line="240"/>
         <w:ind w:left="200"/>
       </w:pPr>
       <w:r>
@@ -1122,7 +1143,7 @@
     <w:p>
       <w:pPr>
         <w:widowControl/>
-        <w:spacing w:before="0" w:after="60" w:lineRule="auto" w:line="252"/>
+        <w:spacing w:before="0" w:after="44" w:lineRule="auto" w:line="240"/>
         <w:ind w:left="200"/>
       </w:pPr>
       <w:r>
@@ -1156,7 +1177,7 @@
     <w:p>
       <w:pPr>
         <w:widowControl/>
-        <w:spacing w:before="0" w:after="60" w:lineRule="auto" w:line="252"/>
+        <w:spacing w:before="0" w:after="44" w:lineRule="auto" w:line="240"/>
         <w:ind w:left="200"/>
       </w:pPr>
       <w:r>
@@ -1190,7 +1211,7 @@
     <w:p>
       <w:pPr>
         <w:widowControl/>
-        <w:spacing w:before="0" w:after="60" w:lineRule="auto" w:line="252"/>
+        <w:spacing w:before="0" w:after="44" w:lineRule="auto" w:line="240"/>
         <w:ind w:left="200"/>
       </w:pPr>
       <w:r>
@@ -1224,7 +1245,7 @@
     <w:p>
       <w:pPr>
         <w:widowControl/>
-        <w:spacing w:before="0" w:after="60" w:lineRule="auto" w:line="252"/>
+        <w:spacing w:before="0" w:after="44" w:lineRule="auto" w:line="240"/>
         <w:ind w:left="200"/>
       </w:pPr>
       <w:r>
@@ -1258,7 +1279,7 @@
     <w:p>
       <w:pPr>
         <w:widowControl/>
-        <w:spacing w:before="0" w:after="60" w:lineRule="auto" w:line="252"/>
+        <w:spacing w:before="0" w:after="44" w:lineRule="auto" w:line="240"/>
         <w:ind w:left="200"/>
       </w:pPr>
       <w:r>
@@ -1292,7 +1313,7 @@
     <w:p>
       <w:pPr>
         <w:widowControl/>
-        <w:spacing w:before="0" w:after="60" w:lineRule="auto" w:line="252"/>
+        <w:spacing w:before="0" w:after="44" w:lineRule="auto" w:line="240"/>
         <w:ind w:left="200"/>
       </w:pPr>
       <w:r>
@@ -1326,7 +1347,7 @@
     <w:p>
       <w:pPr>
         <w:widowControl/>
-        <w:spacing w:before="0" w:after="60" w:lineRule="auto" w:line="252"/>
+        <w:spacing w:before="0" w:after="44" w:lineRule="auto" w:line="240"/>
         <w:ind w:left="200"/>
       </w:pPr>
       <w:r>
@@ -1360,7 +1381,7 @@
     <w:p>
       <w:pPr>
         <w:widowControl/>
-        <w:spacing w:before="0" w:after="60" w:lineRule="auto" w:line="252"/>
+        <w:spacing w:before="0" w:after="44" w:lineRule="auto" w:line="240"/>
         <w:ind w:left="200"/>
       </w:pPr>
       <w:r>
@@ -1394,7 +1415,7 @@
     <w:p>
       <w:pPr>
         <w:widowControl/>
-        <w:spacing w:before="0" w:after="60" w:lineRule="auto" w:line="252"/>
+        <w:spacing w:before="0" w:after="44" w:lineRule="auto" w:line="240"/>
         <w:ind w:left="200"/>
       </w:pPr>
       <w:r>
@@ -1428,7 +1449,7 @@
     <w:p>
       <w:pPr>
         <w:widowControl/>
-        <w:spacing w:before="0" w:after="60" w:lineRule="auto" w:line="252"/>
+        <w:spacing w:before="0" w:after="44" w:lineRule="auto" w:line="240"/>
         <w:ind w:left="200"/>
       </w:pPr>
       <w:r>
@@ -1462,7 +1483,7 @@
     <w:p>
       <w:pPr>
         <w:widowControl/>
-        <w:spacing w:before="0" w:after="60" w:lineRule="auto" w:line="252"/>
+        <w:spacing w:before="0" w:after="44" w:lineRule="auto" w:line="240"/>
         <w:ind w:left="200"/>
       </w:pPr>
       <w:r>
@@ -1496,7 +1517,7 @@
     <w:p>
       <w:pPr>
         <w:widowControl/>
-        <w:spacing w:before="0" w:after="60" w:lineRule="auto" w:line="252"/>
+        <w:spacing w:before="0" w:after="44" w:lineRule="auto" w:line="240"/>
         <w:ind w:left="200"/>
       </w:pPr>
       <w:r>
@@ -1530,7 +1551,7 @@
     <w:p>
       <w:pPr>
         <w:widowControl/>
-        <w:spacing w:before="0" w:after="60" w:lineRule="auto" w:line="252"/>
+        <w:spacing w:before="0" w:after="44" w:lineRule="auto" w:line="240"/>
         <w:ind w:left="200"/>
       </w:pPr>
       <w:r>
@@ -1564,7 +1585,7 @@
     <w:p>
       <w:pPr>
         <w:widowControl/>
-        <w:spacing w:before="0" w:after="60" w:lineRule="auto" w:line="252"/>
+        <w:spacing w:before="0" w:after="44" w:lineRule="auto" w:line="240"/>
         <w:ind w:left="200"/>
       </w:pPr>
       <w:r>
@@ -1598,7 +1619,7 @@
     <w:p>
       <w:pPr>
         <w:widowControl/>
-        <w:spacing w:before="0" w:after="60" w:lineRule="auto" w:line="252"/>
+        <w:spacing w:before="0" w:after="44" w:lineRule="auto" w:line="240"/>
         <w:ind w:left="200"/>
       </w:pPr>
       <w:r>
@@ -1632,7 +1653,7 @@
     <w:p>
       <w:pPr>
         <w:widowControl/>
-        <w:spacing w:before="0" w:after="60" w:lineRule="auto" w:line="252"/>
+        <w:spacing w:before="0" w:after="44" w:lineRule="auto" w:line="240"/>
         <w:ind w:left="200"/>
       </w:pPr>
       <w:r>
@@ -1666,7 +1687,7 @@
     <w:p>
       <w:pPr>
         <w:widowControl/>
-        <w:spacing w:before="0" w:after="60" w:lineRule="auto" w:line="252"/>
+        <w:spacing w:before="0" w:after="44" w:lineRule="auto" w:line="240"/>
         <w:ind w:left="200"/>
       </w:pPr>
       <w:r>
@@ -1703,7 +1724,7 @@
           <w:type w:val="continuous"/>
           <w:pgSz w:w="12240" w:h="15840"/>
           <w:pgMar w:top="864" w:right="864" w:bottom="864" w:left="864" w:header="720" w:footer="720" w:gutter="0"/>
-          <w:cols w:space="300" w:num="2"/>
+          <w:cols w:space="240" w:num="2"/>
           <w:docGrid w:linePitch="360"/>
         </w:sectPr>
       </w:pPr>
@@ -1731,7 +1752,7 @@
       <w:type w:val="continuous"/>
       <w:pgSz w:w="12240" w:h="15840"/>
       <w:pgMar w:top="864" w:right="864" w:bottom="864" w:left="864" w:header="720" w:footer="720" w:gutter="0"/>
-      <w:cols w:space="300" w:num="1"/>
+      <w:cols w:space="240" w:num="1"/>
       <w:docGrid w:linePitch="360"/>
     </w:sectPr>
   </w:body>
